--- a/dokumentacja.docx
+++ b/dokumentacja.docx
@@ -1,73 +1,44 @@
 
 <file path=word/document.xml><?xml version="1.0" encoding="utf-8"?>
-<w:document xmlns:o="urn:schemas-microsoft-com:office:office" xmlns:r="http://schemas.openxmlformats.org/officeDocument/2006/relationships" xmlns:v="urn:schemas-microsoft-com:vml" xmlns:w="http://schemas.openxmlformats.org/wordprocessingml/2006/main" xmlns:w10="urn:schemas-microsoft-com:office:word" xmlns:wp="http://schemas.openxmlformats.org/drawingml/2006/wordprocessingDrawing" xmlns:pic="http://schemas.openxmlformats.org/drawingml/2006/picture" xmlns:wps="http://schemas.microsoft.com/office/word/2010/wordprocessingShape" xmlns:wpg="http://schemas.microsoft.com/office/word/2010/wordprocessingGroup" xmlns:mc="http://schemas.openxmlformats.org/markup-compatibility/2006" xmlns:wp14="http://schemas.microsoft.com/office/word/2010/wordprocessingDrawing" xmlns:w14="http://schemas.microsoft.com/office/word/2010/wordml" xmlns:w15="http://schemas.microsoft.com/office/word/2012/wordml" mc:Ignorable="w14 wp14 w15">
+<w:document xmlns:ve="http://schemas.openxmlformats.org/markup-compatibility/2006" xmlns:o="urn:schemas-microsoft-com:office:office" xmlns:r="http://schemas.openxmlformats.org/officeDocument/2006/relationships" xmlns:m="http://schemas.openxmlformats.org/officeDocument/2006/math" xmlns:v="urn:schemas-microsoft-com:vml" xmlns:wp="http://schemas.openxmlformats.org/drawingml/2006/wordprocessingDrawing" xmlns:w10="urn:schemas-microsoft-com:office:word" xmlns:w="http://schemas.openxmlformats.org/wordprocessingml/2006/main" xmlns:wne="http://schemas.microsoft.com/office/word/2006/wordml">
   <w:body>
     <w:p>
-      <w:pPr>
-        <w:pStyle w:val="Normal"/>
-        <w:rPr/>
-      </w:pPr>
       <w:r>
-        <w:rPr/>
         <w:t>28.05.2026-start projektu</w:t>
       </w:r>
     </w:p>
     <w:p>
-      <w:pPr>
-        <w:pStyle w:val="Normal"/>
-        <w:rPr/>
-      </w:pPr>
       <w:r>
-        <w:rPr/>
-        <w:t xml:space="preserve">Cel projektu: </w:t>
-      </w:r>
-      <w:r>
-        <w:rPr/>
-        <w:t>Saper</w:t>
+        <w:t>Cel projektu: Saper</w:t>
       </w:r>
     </w:p>
     <w:p>
-      <w:pPr>
-        <w:pStyle w:val="Normal"/>
-        <w:rPr/>
-      </w:pPr>
       <w:r>
-        <w:rPr/>
         <w:t>03.06.2026-start pracy nad menu gry</w:t>
       </w:r>
     </w:p>
     <w:p>
-      <w:pPr>
-        <w:pStyle w:val="Normal"/>
-        <w:widowControl/>
-        <w:bidi w:val="0"/>
-        <w:spacing w:lineRule="auto" w:line="276" w:before="0" w:after="200"/>
-        <w:jc w:val="left"/>
-        <w:rPr/>
-      </w:pPr>
       <w:r>
-        <w:rPr/>
+        <w:t>10.06.2026-koniec pracy nad menu gry</w:t>
       </w:r>
     </w:p>
     <w:sectPr>
-      <w:type w:val="nextPage"/>
       <w:pgSz w:w="11906" w:h="16838"/>
-      <w:pgMar w:left="1417" w:right="1417" w:gutter="0" w:header="0" w:top="1417" w:footer="0" w:bottom="1417"/>
-      <w:pgNumType w:fmt="decimal"/>
-      <w:formProt w:val="false"/>
-      <w:textDirection w:val="lrTb"/>
-      <w:docGrid w:type="default" w:linePitch="360" w:charSpace="0"/>
+      <w:pgMar w:top="1417" w:right="1417" w:bottom="1417" w:left="1417" w:header="0" w:footer="0" w:gutter="0"/>
+      <w:cols w:space="708"/>
+      <w:formProt w:val="0"/>
+      <w:docGrid w:linePitch="360"/>
     </w:sectPr>
   </w:body>
 </w:document>
 </file>
 
 <file path=word/styles.xml><?xml version="1.0" encoding="utf-8"?>
-<w:styles xmlns:w="http://schemas.openxmlformats.org/wordprocessingml/2006/main" xmlns:w14="http://schemas.microsoft.com/office/word/2010/wordml" xmlns:mc="http://schemas.openxmlformats.org/markup-compatibility/2006" mc:Ignorable="w14">
+<w:styles xmlns:r="http://schemas.openxmlformats.org/officeDocument/2006/relationships" xmlns:w="http://schemas.openxmlformats.org/wordprocessingml/2006/main">
   <w:docDefaults>
     <w:rPrDefault>
       <w:rPr>
-        <w:rFonts w:ascii="Calibri" w:hAnsi="Calibri" w:eastAsia="" w:cs="" w:asciiTheme="minorHAnsi" w:cstheme="minorBidi" w:eastAsiaTheme="minorEastAsia" w:hAnsiTheme="minorHAnsi"/>
+        <w:rFonts w:asciiTheme="minorHAnsi" w:eastAsiaTheme="minorEastAsia" w:hAnsiTheme="minorHAnsi" w:cstheme="minorBidi"/>
         <w:sz w:val="22"/>
         <w:szCs w:val="22"/>
         <w:lang w:val="pl-PL" w:eastAsia="pl-PL" w:bidi="ar-SA"/>
@@ -75,13 +46,13 @@
     </w:rPrDefault>
     <w:pPrDefault>
       <w:pPr>
-        <w:suppressAutoHyphens w:val="true"/>
+        <w:suppressAutoHyphens/>
       </w:pPr>
     </w:pPrDefault>
   </w:docDefaults>
   <w:latentStyles w:defLockedState="0" w:defUIPriority="99" w:defSemiHidden="1" w:defUnhideWhenUsed="1" w:defQFormat="0" w:count="267">
-    <w:lsdException w:name="Normal" w:uiPriority="0" w:semiHidden="0" w:unhideWhenUsed="0" w:qFormat="1"/>
-    <w:lsdException w:name="heading 1" w:uiPriority="9" w:semiHidden="0" w:unhideWhenUsed="0" w:qFormat="1"/>
+    <w:lsdException w:name="Normal" w:semiHidden="0" w:uiPriority="0" w:unhideWhenUsed="0" w:qFormat="1"/>
+    <w:lsdException w:name="heading 1" w:semiHidden="0" w:uiPriority="9" w:unhideWhenUsed="0" w:qFormat="1"/>
     <w:lsdException w:name="heading 2" w:uiPriority="9" w:qFormat="1"/>
     <w:lsdException w:name="heading 3" w:uiPriority="9" w:qFormat="1"/>
     <w:lsdException w:name="heading 4" w:uiPriority="9" w:qFormat="1"/>
@@ -100,185 +71,197 @@
     <w:lsdException w:name="toc 8" w:uiPriority="39"/>
     <w:lsdException w:name="toc 9" w:uiPriority="39"/>
     <w:lsdException w:name="caption" w:uiPriority="35" w:qFormat="1"/>
-    <w:lsdException w:name="Title" w:uiPriority="10" w:semiHidden="0" w:unhideWhenUsed="0" w:qFormat="1"/>
+    <w:lsdException w:name="Title" w:semiHidden="0" w:uiPriority="10" w:unhideWhenUsed="0" w:qFormat="1"/>
     <w:lsdException w:name="Default Paragraph Font" w:uiPriority="1"/>
-    <w:lsdException w:name="Subtitle" w:uiPriority="11" w:semiHidden="0" w:unhideWhenUsed="0" w:qFormat="1"/>
-    <w:lsdException w:name="Strong" w:uiPriority="22" w:semiHidden="0" w:unhideWhenUsed="0" w:qFormat="1"/>
-    <w:lsdException w:name="Emphasis" w:uiPriority="20" w:semiHidden="0" w:unhideWhenUsed="0" w:qFormat="1"/>
-    <w:lsdException w:name="Table Grid" w:uiPriority="59" w:semiHidden="0" w:unhideWhenUsed="0"/>
+    <w:lsdException w:name="Subtitle" w:semiHidden="0" w:uiPriority="11" w:unhideWhenUsed="0" w:qFormat="1"/>
+    <w:lsdException w:name="Strong" w:semiHidden="0" w:uiPriority="22" w:unhideWhenUsed="0" w:qFormat="1"/>
+    <w:lsdException w:name="Emphasis" w:semiHidden="0" w:uiPriority="20" w:unhideWhenUsed="0" w:qFormat="1"/>
+    <w:lsdException w:name="Table Grid" w:semiHidden="0" w:uiPriority="59" w:unhideWhenUsed="0"/>
     <w:lsdException w:name="Placeholder Text" w:unhideWhenUsed="0"/>
-    <w:lsdException w:name="No Spacing" w:uiPriority="1" w:semiHidden="0" w:unhideWhenUsed="0" w:qFormat="1"/>
-    <w:lsdException w:name="Light Shading" w:uiPriority="60" w:semiHidden="0" w:unhideWhenUsed="0"/>
-    <w:lsdException w:name="Light List" w:uiPriority="61" w:semiHidden="0" w:unhideWhenUsed="0"/>
-    <w:lsdException w:name="Light Grid" w:uiPriority="62" w:semiHidden="0" w:unhideWhenUsed="0"/>
-    <w:lsdException w:name="Medium Shading 1" w:uiPriority="63" w:semiHidden="0" w:unhideWhenUsed="0"/>
-    <w:lsdException w:name="Medium Shading 2" w:uiPriority="64" w:semiHidden="0" w:unhideWhenUsed="0"/>
-    <w:lsdException w:name="Medium List 1" w:uiPriority="65" w:semiHidden="0" w:unhideWhenUsed="0"/>
-    <w:lsdException w:name="Medium List 2" w:uiPriority="66" w:semiHidden="0" w:unhideWhenUsed="0"/>
-    <w:lsdException w:name="Medium Grid 1" w:uiPriority="67" w:semiHidden="0" w:unhideWhenUsed="0"/>
-    <w:lsdException w:name="Medium Grid 2" w:uiPriority="68" w:semiHidden="0" w:unhideWhenUsed="0"/>
-    <w:lsdException w:name="Medium Grid 3" w:uiPriority="69" w:semiHidden="0" w:unhideWhenUsed="0"/>
-    <w:lsdException w:name="Dark List" w:uiPriority="70" w:semiHidden="0" w:unhideWhenUsed="0"/>
-    <w:lsdException w:name="Colorful Shading" w:uiPriority="71" w:semiHidden="0" w:unhideWhenUsed="0"/>
-    <w:lsdException w:name="Colorful List" w:uiPriority="72" w:semiHidden="0" w:unhideWhenUsed="0"/>
-    <w:lsdException w:name="Colorful Grid" w:uiPriority="73" w:semiHidden="0" w:unhideWhenUsed="0"/>
-    <w:lsdException w:name="Light Shading Accent 1" w:uiPriority="60" w:semiHidden="0" w:unhideWhenUsed="0"/>
-    <w:lsdException w:name="Light List Accent 1" w:uiPriority="61" w:semiHidden="0" w:unhideWhenUsed="0"/>
-    <w:lsdException w:name="Light Grid Accent 1" w:uiPriority="62" w:semiHidden="0" w:unhideWhenUsed="0"/>
-    <w:lsdException w:name="Medium Shading 1 Accent 1" w:uiPriority="63" w:semiHidden="0" w:unhideWhenUsed="0"/>
-    <w:lsdException w:name="Medium Shading 2 Accent 1" w:uiPriority="64" w:semiHidden="0" w:unhideWhenUsed="0"/>
-    <w:lsdException w:name="Medium List 1 Accent 1" w:uiPriority="65" w:semiHidden="0" w:unhideWhenUsed="0"/>
+    <w:lsdException w:name="No Spacing" w:semiHidden="0" w:uiPriority="1" w:unhideWhenUsed="0" w:qFormat="1"/>
+    <w:lsdException w:name="Light Shading" w:semiHidden="0" w:uiPriority="60" w:unhideWhenUsed="0"/>
+    <w:lsdException w:name="Light List" w:semiHidden="0" w:uiPriority="61" w:unhideWhenUsed="0"/>
+    <w:lsdException w:name="Light Grid" w:semiHidden="0" w:uiPriority="62" w:unhideWhenUsed="0"/>
+    <w:lsdException w:name="Medium Shading 1" w:semiHidden="0" w:uiPriority="63" w:unhideWhenUsed="0"/>
+    <w:lsdException w:name="Medium Shading 2" w:semiHidden="0" w:uiPriority="64" w:unhideWhenUsed="0"/>
+    <w:lsdException w:name="Medium List 1" w:semiHidden="0" w:uiPriority="65" w:unhideWhenUsed="0"/>
+    <w:lsdException w:name="Medium List 2" w:semiHidden="0" w:uiPriority="66" w:unhideWhenUsed="0"/>
+    <w:lsdException w:name="Medium Grid 1" w:semiHidden="0" w:uiPriority="67" w:unhideWhenUsed="0"/>
+    <w:lsdException w:name="Medium Grid 2" w:semiHidden="0" w:uiPriority="68" w:unhideWhenUsed="0"/>
+    <w:lsdException w:name="Medium Grid 3" w:semiHidden="0" w:uiPriority="69" w:unhideWhenUsed="0"/>
+    <w:lsdException w:name="Dark List" w:semiHidden="0" w:uiPriority="70" w:unhideWhenUsed="0"/>
+    <w:lsdException w:name="Colorful Shading" w:semiHidden="0" w:uiPriority="71" w:unhideWhenUsed="0"/>
+    <w:lsdException w:name="Colorful List" w:semiHidden="0" w:uiPriority="72" w:unhideWhenUsed="0"/>
+    <w:lsdException w:name="Colorful Grid" w:semiHidden="0" w:uiPriority="73" w:unhideWhenUsed="0"/>
+    <w:lsdException w:name="Light Shading Accent 1" w:semiHidden="0" w:uiPriority="60" w:unhideWhenUsed="0"/>
+    <w:lsdException w:name="Light List Accent 1" w:semiHidden="0" w:uiPriority="61" w:unhideWhenUsed="0"/>
+    <w:lsdException w:name="Light Grid Accent 1" w:semiHidden="0" w:uiPriority="62" w:unhideWhenUsed="0"/>
+    <w:lsdException w:name="Medium Shading 1 Accent 1" w:semiHidden="0" w:uiPriority="63" w:unhideWhenUsed="0"/>
+    <w:lsdException w:name="Medium Shading 2 Accent 1" w:semiHidden="0" w:uiPriority="64" w:unhideWhenUsed="0"/>
+    <w:lsdException w:name="Medium List 1 Accent 1" w:semiHidden="0" w:uiPriority="65" w:unhideWhenUsed="0"/>
     <w:lsdException w:name="Revision" w:unhideWhenUsed="0"/>
-    <w:lsdException w:name="List Paragraph" w:uiPriority="34" w:semiHidden="0" w:unhideWhenUsed="0" w:qFormat="1"/>
-    <w:lsdException w:name="Quote" w:uiPriority="29" w:semiHidden="0" w:unhideWhenUsed="0" w:qFormat="1"/>
-    <w:lsdException w:name="Intense Quote" w:uiPriority="30" w:semiHidden="0" w:unhideWhenUsed="0" w:qFormat="1"/>
-    <w:lsdException w:name="Medium List 2 Accent 1" w:uiPriority="66" w:semiHidden="0" w:unhideWhenUsed="0"/>
-    <w:lsdException w:name="Medium Grid 1 Accent 1" w:uiPriority="67" w:semiHidden="0" w:unhideWhenUsed="0"/>
-    <w:lsdException w:name="Medium Grid 2 Accent 1" w:uiPriority="68" w:semiHidden="0" w:unhideWhenUsed="0"/>
-    <w:lsdException w:name="Medium Grid 3 Accent 1" w:uiPriority="69" w:semiHidden="0" w:unhideWhenUsed="0"/>
-    <w:lsdException w:name="Dark List Accent 1" w:uiPriority="70" w:semiHidden="0" w:unhideWhenUsed="0"/>
-    <w:lsdException w:name="Colorful Shading Accent 1" w:uiPriority="71" w:semiHidden="0" w:unhideWhenUsed="0"/>
-    <w:lsdException w:name="Colorful List Accent 1" w:uiPriority="72" w:semiHidden="0" w:unhideWhenUsed="0"/>
-    <w:lsdException w:name="Colorful Grid Accent 1" w:uiPriority="73" w:semiHidden="0" w:unhideWhenUsed="0"/>
-    <w:lsdException w:name="Light Shading Accent 2" w:uiPriority="60" w:semiHidden="0" w:unhideWhenUsed="0"/>
-    <w:lsdException w:name="Light List Accent 2" w:uiPriority="61" w:semiHidden="0" w:unhideWhenUsed="0"/>
-    <w:lsdException w:name="Light Grid Accent 2" w:uiPriority="62" w:semiHidden="0" w:unhideWhenUsed="0"/>
-    <w:lsdException w:name="Medium Shading 1 Accent 2" w:uiPriority="63" w:semiHidden="0" w:unhideWhenUsed="0"/>
-    <w:lsdException w:name="Medium Shading 2 Accent 2" w:uiPriority="64" w:semiHidden="0" w:unhideWhenUsed="0"/>
-    <w:lsdException w:name="Medium List 1 Accent 2" w:uiPriority="65" w:semiHidden="0" w:unhideWhenUsed="0"/>
-    <w:lsdException w:name="Medium List 2 Accent 2" w:uiPriority="66" w:semiHidden="0" w:unhideWhenUsed="0"/>
-    <w:lsdException w:name="Medium Grid 1 Accent 2" w:uiPriority="67" w:semiHidden="0" w:unhideWhenUsed="0"/>
-    <w:lsdException w:name="Medium Grid 2 Accent 2" w:uiPriority="68" w:semiHidden="0" w:unhideWhenUsed="0"/>
-    <w:lsdException w:name="Medium Grid 3 Accent 2" w:uiPriority="69" w:semiHidden="0" w:unhideWhenUsed="0"/>
-    <w:lsdException w:name="Dark List Accent 2" w:uiPriority="70" w:semiHidden="0" w:unhideWhenUsed="0"/>
-    <w:lsdException w:name="Colorful Shading Accent 2" w:uiPriority="71" w:semiHidden="0" w:unhideWhenUsed="0"/>
-    <w:lsdException w:name="Colorful List Accent 2" w:uiPriority="72" w:semiHidden="0" w:unhideWhenUsed="0"/>
-    <w:lsdException w:name="Colorful Grid Accent 2" w:uiPriority="73" w:semiHidden="0" w:unhideWhenUsed="0"/>
-    <w:lsdException w:name="Light Shading Accent 3" w:uiPriority="60" w:semiHidden="0" w:unhideWhenUsed="0"/>
-    <w:lsdException w:name="Light List Accent 3" w:uiPriority="61" w:semiHidden="0" w:unhideWhenUsed="0"/>
-    <w:lsdException w:name="Light Grid Accent 3" w:uiPriority="62" w:semiHidden="0" w:unhideWhenUsed="0"/>
-    <w:lsdException w:name="Medium Shading 1 Accent 3" w:uiPriority="63" w:semiHidden="0" w:unhideWhenUsed="0"/>
-    <w:lsdException w:name="Medium Shading 2 Accent 3" w:uiPriority="64" w:semiHidden="0" w:unhideWhenUsed="0"/>
-    <w:lsdException w:name="Medium List 1 Accent 3" w:uiPriority="65" w:semiHidden="0" w:unhideWhenUsed="0"/>
-    <w:lsdException w:name="Medium List 2 Accent 3" w:uiPriority="66" w:semiHidden="0" w:unhideWhenUsed="0"/>
-    <w:lsdException w:name="Medium Grid 1 Accent 3" w:uiPriority="67" w:semiHidden="0" w:unhideWhenUsed="0"/>
-    <w:lsdException w:name="Medium Grid 2 Accent 3" w:uiPriority="68" w:semiHidden="0" w:unhideWhenUsed="0"/>
-    <w:lsdException w:name="Medium Grid 3 Accent 3" w:uiPriority="69" w:semiHidden="0" w:unhideWhenUsed="0"/>
-    <w:lsdException w:name="Dark List Accent 3" w:uiPriority="70" w:semiHidden="0" w:unhideWhenUsed="0"/>
-    <w:lsdException w:name="Colorful Shading Accent 3" w:uiPriority="71" w:semiHidden="0" w:unhideWhenUsed="0"/>
-    <w:lsdException w:name="Colorful List Accent 3" w:uiPriority="72" w:semiHidden="0" w:unhideWhenUsed="0"/>
-    <w:lsdException w:name="Colorful Grid Accent 3" w:uiPriority="73" w:semiHidden="0" w:unhideWhenUsed="0"/>
-    <w:lsdException w:name="Light Shading Accent 4" w:uiPriority="60" w:semiHidden="0" w:unhideWhenUsed="0"/>
-    <w:lsdException w:name="Light List Accent 4" w:uiPriority="61" w:semiHidden="0" w:unhideWhenUsed="0"/>
-    <w:lsdException w:name="Light Grid Accent 4" w:uiPriority="62" w:semiHidden="0" w:unhideWhenUsed="0"/>
-    <w:lsdException w:name="Medium Shading 1 Accent 4" w:uiPriority="63" w:semiHidden="0" w:unhideWhenUsed="0"/>
-    <w:lsdException w:name="Medium Shading 2 Accent 4" w:uiPriority="64" w:semiHidden="0" w:unhideWhenUsed="0"/>
-    <w:lsdException w:name="Medium List 1 Accent 4" w:uiPriority="65" w:semiHidden="0" w:unhideWhenUsed="0"/>
-    <w:lsdException w:name="Medium List 2 Accent 4" w:uiPriority="66" w:semiHidden="0" w:unhideWhenUsed="0"/>
-    <w:lsdException w:name="Medium Grid 1 Accent 4" w:uiPriority="67" w:semiHidden="0" w:unhideWhenUsed="0"/>
-    <w:lsdException w:name="Medium Grid 2 Accent 4" w:uiPriority="68" w:semiHidden="0" w:unhideWhenUsed="0"/>
-    <w:lsdException w:name="Medium Grid 3 Accent 4" w:uiPriority="69" w:semiHidden="0" w:unhideWhenUsed="0"/>
-    <w:lsdException w:name="Dark List Accent 4" w:uiPriority="70" w:semiHidden="0" w:unhideWhenUsed="0"/>
-    <w:lsdException w:name="Colorful Shading Accent 4" w:uiPriority="71" w:semiHidden="0" w:unhideWhenUsed="0"/>
-    <w:lsdException w:name="Colorful List Accent 4" w:uiPriority="72" w:semiHidden="0" w:unhideWhenUsed="0"/>
-    <w:lsdException w:name="Colorful Grid Accent 4" w:uiPriority="73" w:semiHidden="0" w:unhideWhenUsed="0"/>
-    <w:lsdException w:name="Light Shading Accent 5" w:uiPriority="60" w:semiHidden="0" w:unhideWhenUsed="0"/>
-    <w:lsdException w:name="Light List Accent 5" w:uiPriority="61" w:semiHidden="0" w:unhideWhenUsed="0"/>
-    <w:lsdException w:name="Light Grid Accent 5" w:uiPriority="62" w:semiHidden="0" w:unhideWhenUsed="0"/>
-    <w:lsdException w:name="Medium Shading 1 Accent 5" w:uiPriority="63" w:semiHidden="0" w:unhideWhenUsed="0"/>
-    <w:lsdException w:name="Medium Shading 2 Accent 5" w:uiPriority="64" w:semiHidden="0" w:unhideWhenUsed="0"/>
-    <w:lsdException w:name="Medium List 1 Accent 5" w:uiPriority="65" w:semiHidden="0" w:unhideWhenUsed="0"/>
-    <w:lsdException w:name="Medium List 2 Accent 5" w:uiPriority="66" w:semiHidden="0" w:unhideWhenUsed="0"/>
-    <w:lsdException w:name="Medium Grid 1 Accent 5" w:uiPriority="67" w:semiHidden="0" w:unhideWhenUsed="0"/>
-    <w:lsdException w:name="Medium Grid 2 Accent 5" w:uiPriority="68" w:semiHidden="0" w:unhideWhenUsed="0"/>
-    <w:lsdException w:name="Medium Grid 3 Accent 5" w:uiPriority="69" w:semiHidden="0" w:unhideWhenUsed="0"/>
-    <w:lsdException w:name="Dark List Accent 5" w:uiPriority="70" w:semiHidden="0" w:unhideWhenUsed="0"/>
-    <w:lsdException w:name="Colorful Shading Accent 5" w:uiPriority="71" w:semiHidden="0" w:unhideWhenUsed="0"/>
-    <w:lsdException w:name="Colorful List Accent 5" w:uiPriority="72" w:semiHidden="0" w:unhideWhenUsed="0"/>
-    <w:lsdException w:name="Colorful Grid Accent 5" w:uiPriority="73" w:semiHidden="0" w:unhideWhenUsed="0"/>
-    <w:lsdException w:name="Light Shading Accent 6" w:uiPriority="60" w:semiHidden="0" w:unhideWhenUsed="0"/>
-    <w:lsdException w:name="Light List Accent 6" w:uiPriority="61" w:semiHidden="0" w:unhideWhenUsed="0"/>
-    <w:lsdException w:name="Light Grid Accent 6" w:uiPriority="62" w:semiHidden="0" w:unhideWhenUsed="0"/>
-    <w:lsdException w:name="Medium Shading 1 Accent 6" w:uiPriority="63" w:semiHidden="0" w:unhideWhenUsed="0"/>
-    <w:lsdException w:name="Medium Shading 2 Accent 6" w:uiPriority="64" w:semiHidden="0" w:unhideWhenUsed="0"/>
-    <w:lsdException w:name="Medium List 1 Accent 6" w:uiPriority="65" w:semiHidden="0" w:unhideWhenUsed="0"/>
-    <w:lsdException w:name="Medium List 2 Accent 6" w:uiPriority="66" w:semiHidden="0" w:unhideWhenUsed="0"/>
-    <w:lsdException w:name="Medium Grid 1 Accent 6" w:uiPriority="67" w:semiHidden="0" w:unhideWhenUsed="0"/>
-    <w:lsdException w:name="Medium Grid 2 Accent 6" w:uiPriority="68" w:semiHidden="0" w:unhideWhenUsed="0"/>
-    <w:lsdException w:name="Medium Grid 3 Accent 6" w:uiPriority="69" w:semiHidden="0" w:unhideWhenUsed="0"/>
-    <w:lsdException w:name="Dark List Accent 6" w:uiPriority="70" w:semiHidden="0" w:unhideWhenUsed="0"/>
-    <w:lsdException w:name="Colorful Shading Accent 6" w:uiPriority="71" w:semiHidden="0" w:unhideWhenUsed="0"/>
-    <w:lsdException w:name="Colorful List Accent 6" w:uiPriority="72" w:semiHidden="0" w:unhideWhenUsed="0"/>
-    <w:lsdException w:name="Colorful Grid Accent 6" w:uiPriority="73" w:semiHidden="0" w:unhideWhenUsed="0"/>
-    <w:lsdException w:name="Subtle Emphasis" w:uiPriority="19" w:semiHidden="0" w:unhideWhenUsed="0" w:qFormat="1"/>
-    <w:lsdException w:name="Intense Emphasis" w:uiPriority="21" w:semiHidden="0" w:unhideWhenUsed="0" w:qFormat="1"/>
-    <w:lsdException w:name="Subtle Reference" w:uiPriority="31" w:semiHidden="0" w:unhideWhenUsed="0" w:qFormat="1"/>
-    <w:lsdException w:name="Intense Reference" w:uiPriority="32" w:semiHidden="0" w:unhideWhenUsed="0" w:qFormat="1"/>
-    <w:lsdException w:name="Book Title" w:uiPriority="33" w:semiHidden="0" w:unhideWhenUsed="0" w:qFormat="1"/>
+    <w:lsdException w:name="List Paragraph" w:semiHidden="0" w:uiPriority="34" w:unhideWhenUsed="0" w:qFormat="1"/>
+    <w:lsdException w:name="Quote" w:semiHidden="0" w:uiPriority="29" w:unhideWhenUsed="0" w:qFormat="1"/>
+    <w:lsdException w:name="Intense Quote" w:semiHidden="0" w:uiPriority="30" w:unhideWhenUsed="0" w:qFormat="1"/>
+    <w:lsdException w:name="Medium List 2 Accent 1" w:semiHidden="0" w:uiPriority="66" w:unhideWhenUsed="0"/>
+    <w:lsdException w:name="Medium Grid 1 Accent 1" w:semiHidden="0" w:uiPriority="67" w:unhideWhenUsed="0"/>
+    <w:lsdException w:name="Medium Grid 2 Accent 1" w:semiHidden="0" w:uiPriority="68" w:unhideWhenUsed="0"/>
+    <w:lsdException w:name="Medium Grid 3 Accent 1" w:semiHidden="0" w:uiPriority="69" w:unhideWhenUsed="0"/>
+    <w:lsdException w:name="Dark List Accent 1" w:semiHidden="0" w:uiPriority="70" w:unhideWhenUsed="0"/>
+    <w:lsdException w:name="Colorful Shading Accent 1" w:semiHidden="0" w:uiPriority="71" w:unhideWhenUsed="0"/>
+    <w:lsdException w:name="Colorful List Accent 1" w:semiHidden="0" w:uiPriority="72" w:unhideWhenUsed="0"/>
+    <w:lsdException w:name="Colorful Grid Accent 1" w:semiHidden="0" w:uiPriority="73" w:unhideWhenUsed="0"/>
+    <w:lsdException w:name="Light Shading Accent 2" w:semiHidden="0" w:uiPriority="60" w:unhideWhenUsed="0"/>
+    <w:lsdException w:name="Light List Accent 2" w:semiHidden="0" w:uiPriority="61" w:unhideWhenUsed="0"/>
+    <w:lsdException w:name="Light Grid Accent 2" w:semiHidden="0" w:uiPriority="62" w:unhideWhenUsed="0"/>
+    <w:lsdException w:name="Medium Shading 1 Accent 2" w:semiHidden="0" w:uiPriority="63" w:unhideWhenUsed="0"/>
+    <w:lsdException w:name="Medium Shading 2 Accent 2" w:semiHidden="0" w:uiPriority="64" w:unhideWhenUsed="0"/>
+    <w:lsdException w:name="Medium List 1 Accent 2" w:semiHidden="0" w:uiPriority="65" w:unhideWhenUsed="0"/>
+    <w:lsdException w:name="Medium List 2 Accent 2" w:semiHidden="0" w:uiPriority="66" w:unhideWhenUsed="0"/>
+    <w:lsdException w:name="Medium Grid 1 Accent 2" w:semiHidden="0" w:uiPriority="67" w:unhideWhenUsed="0"/>
+    <w:lsdException w:name="Medium Grid 2 Accent 2" w:semiHidden="0" w:uiPriority="68" w:unhideWhenUsed="0"/>
+    <w:lsdException w:name="Medium Grid 3 Accent 2" w:semiHidden="0" w:uiPriority="69" w:unhideWhenUsed="0"/>
+    <w:lsdException w:name="Dark List Accent 2" w:semiHidden="0" w:uiPriority="70" w:unhideWhenUsed="0"/>
+    <w:lsdException w:name="Colorful Shading Accent 2" w:semiHidden="0" w:uiPriority="71" w:unhideWhenUsed="0"/>
+    <w:lsdException w:name="Colorful List Accent 2" w:semiHidden="0" w:uiPriority="72" w:unhideWhenUsed="0"/>
+    <w:lsdException w:name="Colorful Grid Accent 2" w:semiHidden="0" w:uiPriority="73" w:unhideWhenUsed="0"/>
+    <w:lsdException w:name="Light Shading Accent 3" w:semiHidden="0" w:uiPriority="60" w:unhideWhenUsed="0"/>
+    <w:lsdException w:name="Light List Accent 3" w:semiHidden="0" w:uiPriority="61" w:unhideWhenUsed="0"/>
+    <w:lsdException w:name="Light Grid Accent 3" w:semiHidden="0" w:uiPriority="62" w:unhideWhenUsed="0"/>
+    <w:lsdException w:name="Medium Shading 1 Accent 3" w:semiHidden="0" w:uiPriority="63" w:unhideWhenUsed="0"/>
+    <w:lsdException w:name="Medium Shading 2 Accent 3" w:semiHidden="0" w:uiPriority="64" w:unhideWhenUsed="0"/>
+    <w:lsdException w:name="Medium List 1 Accent 3" w:semiHidden="0" w:uiPriority="65" w:unhideWhenUsed="0"/>
+    <w:lsdException w:name="Medium List 2 Accent 3" w:semiHidden="0" w:uiPriority="66" w:unhideWhenUsed="0"/>
+    <w:lsdException w:name="Medium Grid 1 Accent 3" w:semiHidden="0" w:uiPriority="67" w:unhideWhenUsed="0"/>
+    <w:lsdException w:name="Medium Grid 2 Accent 3" w:semiHidden="0" w:uiPriority="68" w:unhideWhenUsed="0"/>
+    <w:lsdException w:name="Medium Grid 3 Accent 3" w:semiHidden="0" w:uiPriority="69" w:unhideWhenUsed="0"/>
+    <w:lsdException w:name="Dark List Accent 3" w:semiHidden="0" w:uiPriority="70" w:unhideWhenUsed="0"/>
+    <w:lsdException w:name="Colorful Shading Accent 3" w:semiHidden="0" w:uiPriority="71" w:unhideWhenUsed="0"/>
+    <w:lsdException w:name="Colorful List Accent 3" w:semiHidden="0" w:uiPriority="72" w:unhideWhenUsed="0"/>
+    <w:lsdException w:name="Colorful Grid Accent 3" w:semiHidden="0" w:uiPriority="73" w:unhideWhenUsed="0"/>
+    <w:lsdException w:name="Light Shading Accent 4" w:semiHidden="0" w:uiPriority="60" w:unhideWhenUsed="0"/>
+    <w:lsdException w:name="Light List Accent 4" w:semiHidden="0" w:uiPriority="61" w:unhideWhenUsed="0"/>
+    <w:lsdException w:name="Light Grid Accent 4" w:semiHidden="0" w:uiPriority="62" w:unhideWhenUsed="0"/>
+    <w:lsdException w:name="Medium Shading 1 Accent 4" w:semiHidden="0" w:uiPriority="63" w:unhideWhenUsed="0"/>
+    <w:lsdException w:name="Medium Shading 2 Accent 4" w:semiHidden="0" w:uiPriority="64" w:unhideWhenUsed="0"/>
+    <w:lsdException w:name="Medium List 1 Accent 4" w:semiHidden="0" w:uiPriority="65" w:unhideWhenUsed="0"/>
+    <w:lsdException w:name="Medium List 2 Accent 4" w:semiHidden="0" w:uiPriority="66" w:unhideWhenUsed="0"/>
+    <w:lsdException w:name="Medium Grid 1 Accent 4" w:semiHidden="0" w:uiPriority="67" w:unhideWhenUsed="0"/>
+    <w:lsdException w:name="Medium Grid 2 Accent 4" w:semiHidden="0" w:uiPriority="68" w:unhideWhenUsed="0"/>
+    <w:lsdException w:name="Medium Grid 3 Accent 4" w:semiHidden="0" w:uiPriority="69" w:unhideWhenUsed="0"/>
+    <w:lsdException w:name="Dark List Accent 4" w:semiHidden="0" w:uiPriority="70" w:unhideWhenUsed="0"/>
+    <w:lsdException w:name="Colorful Shading Accent 4" w:semiHidden="0" w:uiPriority="71" w:unhideWhenUsed="0"/>
+    <w:lsdException w:name="Colorful List Accent 4" w:semiHidden="0" w:uiPriority="72" w:unhideWhenUsed="0"/>
+    <w:lsdException w:name="Colorful Grid Accent 4" w:semiHidden="0" w:uiPriority="73" w:unhideWhenUsed="0"/>
+    <w:lsdException w:name="Light Shading Accent 5" w:semiHidden="0" w:uiPriority="60" w:unhideWhenUsed="0"/>
+    <w:lsdException w:name="Light List Accent 5" w:semiHidden="0" w:uiPriority="61" w:unhideWhenUsed="0"/>
+    <w:lsdException w:name="Light Grid Accent 5" w:semiHidden="0" w:uiPriority="62" w:unhideWhenUsed="0"/>
+    <w:lsdException w:name="Medium Shading 1 Accent 5" w:semiHidden="0" w:uiPriority="63" w:unhideWhenUsed="0"/>
+    <w:lsdException w:name="Medium Shading 2 Accent 5" w:semiHidden="0" w:uiPriority="64" w:unhideWhenUsed="0"/>
+    <w:lsdException w:name="Medium List 1 Accent 5" w:semiHidden="0" w:uiPriority="65" w:unhideWhenUsed="0"/>
+    <w:lsdException w:name="Medium List 2 Accent 5" w:semiHidden="0" w:uiPriority="66" w:unhideWhenUsed="0"/>
+    <w:lsdException w:name="Medium Grid 1 Accent 5" w:semiHidden="0" w:uiPriority="67" w:unhideWhenUsed="0"/>
+    <w:lsdException w:name="Medium Grid 2 Accent 5" w:semiHidden="0" w:uiPriority="68" w:unhideWhenUsed="0"/>
+    <w:lsdException w:name="Medium Grid 3 Accent 5" w:semiHidden="0" w:uiPriority="69" w:unhideWhenUsed="0"/>
+    <w:lsdException w:name="Dark List Accent 5" w:semiHidden="0" w:uiPriority="70" w:unhideWhenUsed="0"/>
+    <w:lsdException w:name="Colorful Shading Accent 5" w:semiHidden="0" w:uiPriority="71" w:unhideWhenUsed="0"/>
+    <w:lsdException w:name="Colorful List Accent 5" w:semiHidden="0" w:uiPriority="72" w:unhideWhenUsed="0"/>
+    <w:lsdException w:name="Colorful Grid Accent 5" w:semiHidden="0" w:uiPriority="73" w:unhideWhenUsed="0"/>
+    <w:lsdException w:name="Light Shading Accent 6" w:semiHidden="0" w:uiPriority="60" w:unhideWhenUsed="0"/>
+    <w:lsdException w:name="Light List Accent 6" w:semiHidden="0" w:uiPriority="61" w:unhideWhenUsed="0"/>
+    <w:lsdException w:name="Light Grid Accent 6" w:semiHidden="0" w:uiPriority="62" w:unhideWhenUsed="0"/>
+    <w:lsdException w:name="Medium Shading 1 Accent 6" w:semiHidden="0" w:uiPriority="63" w:unhideWhenUsed="0"/>
+    <w:lsdException w:name="Medium Shading 2 Accent 6" w:semiHidden="0" w:uiPriority="64" w:unhideWhenUsed="0"/>
+    <w:lsdException w:name="Medium List 1 Accent 6" w:semiHidden="0" w:uiPriority="65" w:unhideWhenUsed="0"/>
+    <w:lsdException w:name="Medium List 2 Accent 6" w:semiHidden="0" w:uiPriority="66" w:unhideWhenUsed="0"/>
+    <w:lsdException w:name="Medium Grid 1 Accent 6" w:semiHidden="0" w:uiPriority="67" w:unhideWhenUsed="0"/>
+    <w:lsdException w:name="Medium Grid 2 Accent 6" w:semiHidden="0" w:uiPriority="68" w:unhideWhenUsed="0"/>
+    <w:lsdException w:name="Medium Grid 3 Accent 6" w:semiHidden="0" w:uiPriority="69" w:unhideWhenUsed="0"/>
+    <w:lsdException w:name="Dark List Accent 6" w:semiHidden="0" w:uiPriority="70" w:unhideWhenUsed="0"/>
+    <w:lsdException w:name="Colorful Shading Accent 6" w:semiHidden="0" w:uiPriority="71" w:unhideWhenUsed="0"/>
+    <w:lsdException w:name="Colorful List Accent 6" w:semiHidden="0" w:uiPriority="72" w:unhideWhenUsed="0"/>
+    <w:lsdException w:name="Colorful Grid Accent 6" w:semiHidden="0" w:uiPriority="73" w:unhideWhenUsed="0"/>
+    <w:lsdException w:name="Subtle Emphasis" w:semiHidden="0" w:uiPriority="19" w:unhideWhenUsed="0" w:qFormat="1"/>
+    <w:lsdException w:name="Intense Emphasis" w:semiHidden="0" w:uiPriority="21" w:unhideWhenUsed="0" w:qFormat="1"/>
+    <w:lsdException w:name="Subtle Reference" w:semiHidden="0" w:uiPriority="31" w:unhideWhenUsed="0" w:qFormat="1"/>
+    <w:lsdException w:name="Intense Reference" w:semiHidden="0" w:uiPriority="32" w:unhideWhenUsed="0" w:qFormat="1"/>
+    <w:lsdException w:name="Book Title" w:semiHidden="0" w:uiPriority="33" w:unhideWhenUsed="0" w:qFormat="1"/>
     <w:lsdException w:name="Bibliography" w:uiPriority="37"/>
     <w:lsdException w:name="TOC Heading" w:uiPriority="39" w:qFormat="1"/>
   </w:latentStyles>
-  <w:style w:type="paragraph" w:styleId="Normal" w:default="1">
+  <w:style w:type="paragraph" w:default="1" w:styleId="Normalny">
     <w:name w:val="Normal"/>
     <w:qFormat/>
+    <w:rsid w:val="00417A29"/>
     <w:pPr>
-      <w:widowControl/>
-      <w:bidi w:val="0"/>
-      <w:spacing w:lineRule="auto" w:line="276" w:before="0" w:after="200"/>
-      <w:jc w:val="left"/>
+      <w:spacing w:after="200" w:line="276" w:lineRule="auto"/>
     </w:pPr>
-    <w:rPr>
-      <w:rFonts w:ascii="Calibri" w:hAnsi="Calibri" w:eastAsia="" w:cs="" w:asciiTheme="minorHAnsi" w:cstheme="minorBidi" w:eastAsiaTheme="minorEastAsia" w:hAnsiTheme="minorHAnsi"/>
-      <w:color w:val="auto"/>
-      <w:kern w:val="0"/>
-      <w:sz w:val="22"/>
-      <w:szCs w:val="22"/>
-      <w:lang w:val="pl-PL" w:eastAsia="pl-PL" w:bidi="ar-SA"/>
-    </w:rPr>
-  </w:style>
-  <w:style w:type="character" w:styleId="DefaultParagraphFont" w:default="1">
+  </w:style>
+  <w:style w:type="character" w:default="1" w:styleId="Domylnaczcionkaakapitu">
     <w:name w:val="Default Paragraph Font"/>
     <w:uiPriority w:val="1"/>
     <w:semiHidden/>
     <w:unhideWhenUsed/>
+  </w:style>
+  <w:style w:type="table" w:default="1" w:styleId="Standardowy">
+    <w:name w:val="Normal Table"/>
+    <w:uiPriority w:val="99"/>
+    <w:semiHidden/>
+    <w:unhideWhenUsed/>
     <w:qFormat/>
-    <w:rPr/>
+    <w:tblPr>
+      <w:tblInd w:w="0" w:type="dxa"/>
+      <w:tblCellMar>
+        <w:top w:w="0" w:type="dxa"/>
+        <w:left w:w="108" w:type="dxa"/>
+        <w:bottom w:w="0" w:type="dxa"/>
+        <w:right w:w="108" w:type="dxa"/>
+      </w:tblCellMar>
+    </w:tblPr>
+  </w:style>
+  <w:style w:type="numbering" w:default="1" w:styleId="Bezlisty">
+    <w:name w:val="No List"/>
+    <w:uiPriority w:val="99"/>
+    <w:semiHidden/>
+    <w:unhideWhenUsed/>
   </w:style>
   <w:style w:type="paragraph" w:styleId="Nagwek">
-    <w:name w:val="Nagłówek"/>
-    <w:basedOn w:val="Normal"/>
-    <w:next w:val="BodyText"/>
+    <w:name w:val="header"/>
+    <w:basedOn w:val="Normalny"/>
+    <w:next w:val="Tekstpodstawowy"/>
     <w:qFormat/>
+    <w:rsid w:val="00417A29"/>
     <w:pPr>
-      <w:keepNext w:val="true"/>
+      <w:keepNext/>
       <w:spacing w:before="240" w:after="120"/>
     </w:pPr>
     <w:rPr>
-      <w:rFonts w:ascii="Liberation Sans" w:hAnsi="Liberation Sans" w:eastAsia="Microsoft YaHei" w:cs="Arial"/>
+      <w:rFonts w:ascii="Liberation Sans" w:eastAsia="Microsoft YaHei" w:hAnsi="Liberation Sans" w:cs="Arial"/>
       <w:sz w:val="28"/>
       <w:szCs w:val="28"/>
     </w:rPr>
   </w:style>
-  <w:style w:type="paragraph" w:styleId="BodyText">
+  <w:style w:type="paragraph" w:styleId="Tekstpodstawowy">
     <w:name w:val="Body Text"/>
-    <w:basedOn w:val="Normal"/>
+    <w:basedOn w:val="Normalny"/>
+    <w:rsid w:val="00417A29"/>
     <w:pPr>
-      <w:spacing w:lineRule="auto" w:line="276" w:before="0" w:after="140"/>
+      <w:spacing w:after="140"/>
     </w:pPr>
-    <w:rPr/>
-  </w:style>
-  <w:style w:type="paragraph" w:styleId="List">
+  </w:style>
+  <w:style w:type="paragraph" w:styleId="Lista">
     <w:name w:val="List"/>
-    <w:basedOn w:val="BodyText"/>
-    <w:pPr/>
+    <w:basedOn w:val="Tekstpodstawowy"/>
+    <w:rsid w:val="00417A29"/>
     <w:rPr>
       <w:rFonts w:cs="Arial"/>
     </w:rPr>
   </w:style>
-  <w:style w:type="paragraph" w:styleId="Caption">
+  <w:style w:type="paragraph" w:styleId="Legenda">
     <w:name w:val="caption"/>
-    <w:basedOn w:val="Normal"/>
+    <w:basedOn w:val="Normalny"/>
     <w:qFormat/>
+    <w:rsid w:val="00417A29"/>
     <w:pPr>
       <w:suppressLineNumbers/>
       <w:spacing w:before="120" w:after="120"/>
@@ -291,10 +274,11 @@
       <w:szCs w:val="24"/>
     </w:rPr>
   </w:style>
-  <w:style w:type="paragraph" w:styleId="Indeks">
+  <w:style w:type="paragraph" w:customStyle="1" w:styleId="Indeks">
     <w:name w:val="Indeks"/>
-    <w:basedOn w:val="Normal"/>
+    <w:basedOn w:val="Normalny"/>
     <w:qFormat/>
+    <w:rsid w:val="00417A29"/>
     <w:pPr>
       <w:suppressLineNumbers/>
     </w:pPr>
@@ -302,67 +286,45 @@
       <w:rFonts w:cs="Arial"/>
     </w:rPr>
   </w:style>
-  <w:style w:type="numbering" w:styleId="Bezlisty" w:default="1">
-    <w:name w:val="Bez listy"/>
-    <w:uiPriority w:val="99"/>
-    <w:semiHidden/>
-    <w:unhideWhenUsed/>
-    <w:qFormat/>
-  </w:style>
-  <w:style w:type="table" w:default="1" w:styleId="Standardowy">
-    <w:name w:val="Normal Table"/>
-    <w:uiPriority w:val="99"/>
-    <w:semiHidden/>
-    <w:unhideWhenUsed/>
-    <w:qFormat/>
-    <w:tblPr>
-      <w:tblCellMar>
-        <w:top w:w="0" w:type="dxa"/>
-        <w:left w:w="108" w:type="dxa"/>
-        <w:bottom w:w="0" w:type="dxa"/>
-        <w:right w:w="108" w:type="dxa"/>
-      </w:tblCellMar>
-    </w:tblPr>
-  </w:style>
 </w:styles>
 </file>
 
 <file path=word/theme/theme1.xml><?xml version="1.0" encoding="utf-8"?>
-<a:theme xmlns:a="http://schemas.openxmlformats.org/drawingml/2006/main" xmlns:r="http://schemas.openxmlformats.org/officeDocument/2006/relationships" name="Motyw pakietu Office">
+<a:theme xmlns:a="http://schemas.openxmlformats.org/drawingml/2006/main" name="Motyw pakietu Office">
   <a:themeElements>
     <a:clrScheme name="Pakiet Office">
       <a:dk1>
         <a:srgbClr val="000000"/>
       </a:dk1>
       <a:lt1>
-        <a:srgbClr val="ffffff"/>
+        <a:srgbClr val="FFFFFF"/>
       </a:lt1>
       <a:dk2>
-        <a:srgbClr val="1f497d"/>
+        <a:srgbClr val="1F497D"/>
       </a:dk2>
       <a:lt2>
-        <a:srgbClr val="eeece1"/>
+        <a:srgbClr val="EEECE1"/>
       </a:lt2>
       <a:accent1>
-        <a:srgbClr val="4f81bd"/>
+        <a:srgbClr val="4F81BD"/>
       </a:accent1>
       <a:accent2>
-        <a:srgbClr val="c0504d"/>
+        <a:srgbClr val="C0504D"/>
       </a:accent2>
       <a:accent3>
-        <a:srgbClr val="9bbb59"/>
+        <a:srgbClr val="9BBB59"/>
       </a:accent3>
       <a:accent4>
-        <a:srgbClr val="8064a2"/>
+        <a:srgbClr val="8064A2"/>
       </a:accent4>
       <a:accent5>
-        <a:srgbClr val="4bacc6"/>
+        <a:srgbClr val="4BACC6"/>
       </a:accent5>
       <a:accent6>
-        <a:srgbClr val="f79646"/>
+        <a:srgbClr val="F79646"/>
       </a:accent6>
       <a:hlink>
-        <a:srgbClr val="0000ff"/>
+        <a:srgbClr val="0000FF"/>
       </a:hlink>
       <a:folHlink>
         <a:srgbClr val="800080"/>
@@ -370,12 +332,12 @@
     </a:clrScheme>
     <a:fontScheme name="Pakiet Office">
       <a:majorFont>
-        <a:latin typeface="Cambria" pitchFamily="0" charset="1"/>
+        <a:latin typeface="Cambria"/>
         <a:ea typeface=""/>
         <a:cs typeface=""/>
       </a:majorFont>
       <a:minorFont>
-        <a:latin typeface="Calibri" pitchFamily="0" charset="1"/>
+        <a:latin typeface="Calibri"/>
         <a:ea typeface=""/>
         <a:cs typeface=""/>
       </a:minorFont>
@@ -404,7 +366,7 @@
             </a:gs>
           </a:gsLst>
           <a:lin ang="16200000" scaled="1"/>
-          <a:tileRect l="0" t="0" r="0" b="0"/>
+          <a:tileRect/>
         </a:gradFill>
         <a:gradFill>
           <a:gsLst>
@@ -425,7 +387,7 @@
             </a:gs>
           </a:gsLst>
           <a:lin ang="16200000" scaled="0"/>
-          <a:tileRect l="0" t="0" r="0" b="0"/>
+          <a:tileRect/>
         </a:gradFill>
       </a:fillStyleLst>
       <a:lnStyleLst>
@@ -476,7 +438,7 @@
           <a:path path="circle">
             <a:fillToRect l="50000" t="-80000" r="50000" b="180000"/>
           </a:path>
-          <a:tileRect l="0" t="0" r="0" b="0"/>
+          <a:tileRect/>
         </a:gradFill>
         <a:gradFill>
           <a:gsLst>
@@ -494,10 +456,12 @@
           <a:path path="circle">
             <a:fillToRect l="50000" t="50000" r="50000" b="50000"/>
           </a:path>
-          <a:tileRect l="0" t="0" r="0" b="0"/>
+          <a:tileRect/>
         </a:gradFill>
       </a:bgFillStyleLst>
     </a:fmtScheme>
   </a:themeElements>
+  <a:objectDefaults/>
+  <a:extraClrSchemeLst/>
 </a:theme>
 </file>
--- a/dokumentacja.docx
+++ b/dokumentacja.docx
@@ -20,6 +20,11 @@
     <w:p>
       <w:r>
         <w:t>10.06.2026-koniec pracy nad menu gry</w:t>
+      </w:r>
+    </w:p>
+    <w:p>
+      <w:r>
+        <w:t>11.06.2026-zrobilem elementy graficzne (gdy uzytkownik wybiera poziomtrudnosci plansza się wyswietla i program się pyta o wspolrzedne na których uzytkownik chce wykonac akcję:  odkryc , postawic flage , usunac flage)</w:t>
       </w:r>
     </w:p>
     <w:sectPr>

--- a/dokumentacja.docx
+++ b/dokumentacja.docx
@@ -1,49 +1,87 @@
 
 <file path=word/document.xml><?xml version="1.0" encoding="utf-8"?>
-<w:document xmlns:ve="http://schemas.openxmlformats.org/markup-compatibility/2006" xmlns:o="urn:schemas-microsoft-com:office:office" xmlns:r="http://schemas.openxmlformats.org/officeDocument/2006/relationships" xmlns:m="http://schemas.openxmlformats.org/officeDocument/2006/math" xmlns:v="urn:schemas-microsoft-com:vml" xmlns:wp="http://schemas.openxmlformats.org/drawingml/2006/wordprocessingDrawing" xmlns:w10="urn:schemas-microsoft-com:office:word" xmlns:w="http://schemas.openxmlformats.org/wordprocessingml/2006/main" xmlns:wne="http://schemas.microsoft.com/office/word/2006/wordml">
+<w:document xmlns:o="urn:schemas-microsoft-com:office:office" xmlns:r="http://schemas.openxmlformats.org/officeDocument/2006/relationships" xmlns:v="urn:schemas-microsoft-com:vml" xmlns:w="http://schemas.openxmlformats.org/wordprocessingml/2006/main" xmlns:w10="urn:schemas-microsoft-com:office:word" xmlns:wp="http://schemas.openxmlformats.org/drawingml/2006/wordprocessingDrawing" xmlns:pic="http://schemas.openxmlformats.org/drawingml/2006/picture" xmlns:wps="http://schemas.microsoft.com/office/word/2010/wordprocessingShape" xmlns:wpg="http://schemas.microsoft.com/office/word/2010/wordprocessingGroup" xmlns:mc="http://schemas.openxmlformats.org/markup-compatibility/2006" xmlns:wp14="http://schemas.microsoft.com/office/word/2010/wordprocessingDrawing" xmlns:w14="http://schemas.microsoft.com/office/word/2010/wordml" xmlns:w15="http://schemas.microsoft.com/office/word/2012/wordml" mc:Ignorable="w14 wp14 w15">
   <w:body>
     <w:p>
+      <w:pPr>
+        <w:pStyle w:val="Normal"/>
+        <w:rPr/>
+      </w:pPr>
       <w:r>
+        <w:rPr/>
         <w:t>28.05.2026-start projektu</w:t>
       </w:r>
     </w:p>
     <w:p>
+      <w:pPr>
+        <w:pStyle w:val="Normal"/>
+        <w:rPr/>
+      </w:pPr>
       <w:r>
+        <w:rPr/>
         <w:t>Cel projektu: Saper</w:t>
       </w:r>
     </w:p>
     <w:p>
+      <w:pPr>
+        <w:pStyle w:val="Normal"/>
+        <w:rPr/>
+      </w:pPr>
       <w:r>
+        <w:rPr/>
         <w:t>03.06.2026-start pracy nad menu gry</w:t>
       </w:r>
     </w:p>
     <w:p>
+      <w:pPr>
+        <w:pStyle w:val="Normal"/>
+        <w:rPr/>
+      </w:pPr>
       <w:r>
+        <w:rPr/>
         <w:t>10.06.2026-koniec pracy nad menu gry</w:t>
       </w:r>
     </w:p>
     <w:p>
+      <w:pPr>
+        <w:pStyle w:val="Normal"/>
+        <w:rPr/>
+      </w:pPr>
       <w:r>
+        <w:rPr/>
         <w:t>11.06.2026-zrobilem elementy graficzne (gdy uzytkownik wybiera poziomtrudnosci plansza się wyswietla i program się pyta o wspolrzedne na których uzytkownik chce wykonac akcję:  odkryc , postawic flage , usunac flage)</w:t>
       </w:r>
     </w:p>
+    <w:p>
+      <w:pPr>
+        <w:pStyle w:val="Normal"/>
+        <w:spacing w:before="0" w:after="200"/>
+        <w:rPr/>
+      </w:pPr>
+      <w:r>
+        <w:rPr/>
+        <w:t xml:space="preserve">21.08.2026-powrót do pracy po wakacjach ostatnie szlify menu gry i zaczęcie pracy nad tworzeniem planszy i planszy min (niewidocznej dla użytkownika) aktualizacja planszy , stworzenie scenariusza wygrania gry i przegranej. </w:t>
+      </w:r>
+    </w:p>
     <w:sectPr>
+      <w:type w:val="nextPage"/>
       <w:pgSz w:w="11906" w:h="16838"/>
-      <w:pgMar w:top="1417" w:right="1417" w:bottom="1417" w:left="1417" w:header="0" w:footer="0" w:gutter="0"/>
-      <w:cols w:space="708"/>
-      <w:formProt w:val="0"/>
-      <w:docGrid w:linePitch="360"/>
+      <w:pgMar w:left="1417" w:right="1417" w:gutter="0" w:header="0" w:top="1417" w:footer="0" w:bottom="1417"/>
+      <w:pgNumType w:fmt="decimal"/>
+      <w:formProt w:val="false"/>
+      <w:textDirection w:val="lrTb"/>
+      <w:docGrid w:type="default" w:linePitch="360" w:charSpace="0"/>
     </w:sectPr>
   </w:body>
 </w:document>
 </file>
 
 <file path=word/styles.xml><?xml version="1.0" encoding="utf-8"?>
-<w:styles xmlns:r="http://schemas.openxmlformats.org/officeDocument/2006/relationships" xmlns:w="http://schemas.openxmlformats.org/wordprocessingml/2006/main">
+<w:styles xmlns:w="http://schemas.openxmlformats.org/wordprocessingml/2006/main" xmlns:w14="http://schemas.microsoft.com/office/word/2010/wordml" xmlns:mc="http://schemas.openxmlformats.org/markup-compatibility/2006" mc:Ignorable="w14">
   <w:docDefaults>
     <w:rPrDefault>
       <w:rPr>
-        <w:rFonts w:asciiTheme="minorHAnsi" w:eastAsiaTheme="minorEastAsia" w:hAnsiTheme="minorHAnsi" w:cstheme="minorBidi"/>
+        <w:rFonts w:ascii="Calibri" w:hAnsi="Calibri" w:eastAsia="" w:cs="" w:asciiTheme="minorHAnsi" w:cstheme="minorBidi" w:eastAsiaTheme="minorEastAsia" w:hAnsiTheme="minorHAnsi"/>
         <w:sz w:val="22"/>
         <w:szCs w:val="22"/>
         <w:lang w:val="pl-PL" w:eastAsia="pl-PL" w:bidi="ar-SA"/>
@@ -51,13 +89,13 @@
     </w:rPrDefault>
     <w:pPrDefault>
       <w:pPr>
-        <w:suppressAutoHyphens/>
+        <w:suppressAutoHyphens w:val="true"/>
       </w:pPr>
     </w:pPrDefault>
   </w:docDefaults>
   <w:latentStyles w:defLockedState="0" w:defUIPriority="99" w:defSemiHidden="1" w:defUnhideWhenUsed="1" w:defQFormat="0" w:count="267">
-    <w:lsdException w:name="Normal" w:semiHidden="0" w:uiPriority="0" w:unhideWhenUsed="0" w:qFormat="1"/>
-    <w:lsdException w:name="heading 1" w:semiHidden="0" w:uiPriority="9" w:unhideWhenUsed="0" w:qFormat="1"/>
+    <w:lsdException w:name="Normal" w:uiPriority="0" w:semiHidden="0" w:unhideWhenUsed="0" w:qFormat="1"/>
+    <w:lsdException w:name="heading 1" w:uiPriority="9" w:semiHidden="0" w:unhideWhenUsed="0" w:qFormat="1"/>
     <w:lsdException w:name="heading 2" w:uiPriority="9" w:qFormat="1"/>
     <w:lsdException w:name="heading 3" w:uiPriority="9" w:qFormat="1"/>
     <w:lsdException w:name="heading 4" w:uiPriority="9" w:qFormat="1"/>
@@ -76,137 +114,254 @@
     <w:lsdException w:name="toc 8" w:uiPriority="39"/>
     <w:lsdException w:name="toc 9" w:uiPriority="39"/>
     <w:lsdException w:name="caption" w:uiPriority="35" w:qFormat="1"/>
-    <w:lsdException w:name="Title" w:semiHidden="0" w:uiPriority="10" w:unhideWhenUsed="0" w:qFormat="1"/>
+    <w:lsdException w:name="Title" w:uiPriority="10" w:semiHidden="0" w:unhideWhenUsed="0" w:qFormat="1"/>
     <w:lsdException w:name="Default Paragraph Font" w:uiPriority="1"/>
-    <w:lsdException w:name="Subtitle" w:semiHidden="0" w:uiPriority="11" w:unhideWhenUsed="0" w:qFormat="1"/>
-    <w:lsdException w:name="Strong" w:semiHidden="0" w:uiPriority="22" w:unhideWhenUsed="0" w:qFormat="1"/>
-    <w:lsdException w:name="Emphasis" w:semiHidden="0" w:uiPriority="20" w:unhideWhenUsed="0" w:qFormat="1"/>
-    <w:lsdException w:name="Table Grid" w:semiHidden="0" w:uiPriority="59" w:unhideWhenUsed="0"/>
+    <w:lsdException w:name="Subtitle" w:uiPriority="11" w:semiHidden="0" w:unhideWhenUsed="0" w:qFormat="1"/>
+    <w:lsdException w:name="Strong" w:uiPriority="22" w:semiHidden="0" w:unhideWhenUsed="0" w:qFormat="1"/>
+    <w:lsdException w:name="Emphasis" w:uiPriority="20" w:semiHidden="0" w:unhideWhenUsed="0" w:qFormat="1"/>
+    <w:lsdException w:name="Table Grid" w:uiPriority="59" w:semiHidden="0" w:unhideWhenUsed="0"/>
     <w:lsdException w:name="Placeholder Text" w:unhideWhenUsed="0"/>
-    <w:lsdException w:name="No Spacing" w:semiHidden="0" w:uiPriority="1" w:unhideWhenUsed="0" w:qFormat="1"/>
-    <w:lsdException w:name="Light Shading" w:semiHidden="0" w:uiPriority="60" w:unhideWhenUsed="0"/>
-    <w:lsdException w:name="Light List" w:semiHidden="0" w:uiPriority="61" w:unhideWhenUsed="0"/>
-    <w:lsdException w:name="Light Grid" w:semiHidden="0" w:uiPriority="62" w:unhideWhenUsed="0"/>
-    <w:lsdException w:name="Medium Shading 1" w:semiHidden="0" w:uiPriority="63" w:unhideWhenUsed="0"/>
-    <w:lsdException w:name="Medium Shading 2" w:semiHidden="0" w:uiPriority="64" w:unhideWhenUsed="0"/>
-    <w:lsdException w:name="Medium List 1" w:semiHidden="0" w:uiPriority="65" w:unhideWhenUsed="0"/>
-    <w:lsdException w:name="Medium List 2" w:semiHidden="0" w:uiPriority="66" w:unhideWhenUsed="0"/>
-    <w:lsdException w:name="Medium Grid 1" w:semiHidden="0" w:uiPriority="67" w:unhideWhenUsed="0"/>
-    <w:lsdException w:name="Medium Grid 2" w:semiHidden="0" w:uiPriority="68" w:unhideWhenUsed="0"/>
-    <w:lsdException w:name="Medium Grid 3" w:semiHidden="0" w:uiPriority="69" w:unhideWhenUsed="0"/>
-    <w:lsdException w:name="Dark List" w:semiHidden="0" w:uiPriority="70" w:unhideWhenUsed="0"/>
-    <w:lsdException w:name="Colorful Shading" w:semiHidden="0" w:uiPriority="71" w:unhideWhenUsed="0"/>
-    <w:lsdException w:name="Colorful List" w:semiHidden="0" w:uiPriority="72" w:unhideWhenUsed="0"/>
-    <w:lsdException w:name="Colorful Grid" w:semiHidden="0" w:uiPriority="73" w:unhideWhenUsed="0"/>
-    <w:lsdException w:name="Light Shading Accent 1" w:semiHidden="0" w:uiPriority="60" w:unhideWhenUsed="0"/>
-    <w:lsdException w:name="Light List Accent 1" w:semiHidden="0" w:uiPriority="61" w:unhideWhenUsed="0"/>
-    <w:lsdException w:name="Light Grid Accent 1" w:semiHidden="0" w:uiPriority="62" w:unhideWhenUsed="0"/>
-    <w:lsdException w:name="Medium Shading 1 Accent 1" w:semiHidden="0" w:uiPriority="63" w:unhideWhenUsed="0"/>
-    <w:lsdException w:name="Medium Shading 2 Accent 1" w:semiHidden="0" w:uiPriority="64" w:unhideWhenUsed="0"/>
-    <w:lsdException w:name="Medium List 1 Accent 1" w:semiHidden="0" w:uiPriority="65" w:unhideWhenUsed="0"/>
+    <w:lsdException w:name="No Spacing" w:uiPriority="1" w:semiHidden="0" w:unhideWhenUsed="0" w:qFormat="1"/>
+    <w:lsdException w:name="Light Shading" w:uiPriority="60" w:semiHidden="0" w:unhideWhenUsed="0"/>
+    <w:lsdException w:name="Light List" w:uiPriority="61" w:semiHidden="0" w:unhideWhenUsed="0"/>
+    <w:lsdException w:name="Light Grid" w:uiPriority="62" w:semiHidden="0" w:unhideWhenUsed="0"/>
+    <w:lsdException w:name="Medium Shading 1" w:uiPriority="63" w:semiHidden="0" w:unhideWhenUsed="0"/>
+    <w:lsdException w:name="Medium Shading 2" w:uiPriority="64" w:semiHidden="0" w:unhideWhenUsed="0"/>
+    <w:lsdException w:name="Medium List 1" w:uiPriority="65" w:semiHidden="0" w:unhideWhenUsed="0"/>
+    <w:lsdException w:name="Medium List 2" w:uiPriority="66" w:semiHidden="0" w:unhideWhenUsed="0"/>
+    <w:lsdException w:name="Medium Grid 1" w:uiPriority="67" w:semiHidden="0" w:unhideWhenUsed="0"/>
+    <w:lsdException w:name="Medium Grid 2" w:uiPriority="68" w:semiHidden="0" w:unhideWhenUsed="0"/>
+    <w:lsdException w:name="Medium Grid 3" w:uiPriority="69" w:semiHidden="0" w:unhideWhenUsed="0"/>
+    <w:lsdException w:name="Dark List" w:uiPriority="70" w:semiHidden="0" w:unhideWhenUsed="0"/>
+    <w:lsdException w:name="Colorful Shading" w:uiPriority="71" w:semiHidden="0" w:unhideWhenUsed="0"/>
+    <w:lsdException w:name="Colorful List" w:uiPriority="72" w:semiHidden="0" w:unhideWhenUsed="0"/>
+    <w:lsdException w:name="Colorful Grid" w:uiPriority="73" w:semiHidden="0" w:unhideWhenUsed="0"/>
+    <w:lsdException w:name="Light Shading Accent 1" w:uiPriority="60" w:semiHidden="0" w:unhideWhenUsed="0"/>
+    <w:lsdException w:name="Light List Accent 1" w:uiPriority="61" w:semiHidden="0" w:unhideWhenUsed="0"/>
+    <w:lsdException w:name="Light Grid Accent 1" w:uiPriority="62" w:semiHidden="0" w:unhideWhenUsed="0"/>
+    <w:lsdException w:name="Medium Shading 1 Accent 1" w:uiPriority="63" w:semiHidden="0" w:unhideWhenUsed="0"/>
+    <w:lsdException w:name="Medium Shading 2 Accent 1" w:uiPriority="64" w:semiHidden="0" w:unhideWhenUsed="0"/>
+    <w:lsdException w:name="Medium List 1 Accent 1" w:uiPriority="65" w:semiHidden="0" w:unhideWhenUsed="0"/>
     <w:lsdException w:name="Revision" w:unhideWhenUsed="0"/>
-    <w:lsdException w:name="List Paragraph" w:semiHidden="0" w:uiPriority="34" w:unhideWhenUsed="0" w:qFormat="1"/>
-    <w:lsdException w:name="Quote" w:semiHidden="0" w:uiPriority="29" w:unhideWhenUsed="0" w:qFormat="1"/>
-    <w:lsdException w:name="Intense Quote" w:semiHidden="0" w:uiPriority="30" w:unhideWhenUsed="0" w:qFormat="1"/>
-    <w:lsdException w:name="Medium List 2 Accent 1" w:semiHidden="0" w:uiPriority="66" w:unhideWhenUsed="0"/>
-    <w:lsdException w:name="Medium Grid 1 Accent 1" w:semiHidden="0" w:uiPriority="67" w:unhideWhenUsed="0"/>
-    <w:lsdException w:name="Medium Grid 2 Accent 1" w:semiHidden="0" w:uiPriority="68" w:unhideWhenUsed="0"/>
-    <w:lsdException w:name="Medium Grid 3 Accent 1" w:semiHidden="0" w:uiPriority="69" w:unhideWhenUsed="0"/>
-    <w:lsdException w:name="Dark List Accent 1" w:semiHidden="0" w:uiPriority="70" w:unhideWhenUsed="0"/>
-    <w:lsdException w:name="Colorful Shading Accent 1" w:semiHidden="0" w:uiPriority="71" w:unhideWhenUsed="0"/>
-    <w:lsdException w:name="Colorful List Accent 1" w:semiHidden="0" w:uiPriority="72" w:unhideWhenUsed="0"/>
-    <w:lsdException w:name="Colorful Grid Accent 1" w:semiHidden="0" w:uiPriority="73" w:unhideWhenUsed="0"/>
-    <w:lsdException w:name="Light Shading Accent 2" w:semiHidden="0" w:uiPriority="60" w:unhideWhenUsed="0"/>
-    <w:lsdException w:name="Light List Accent 2" w:semiHidden="0" w:uiPriority="61" w:unhideWhenUsed="0"/>
-    <w:lsdException w:name="Light Grid Accent 2" w:semiHidden="0" w:uiPriority="62" w:unhideWhenUsed="0"/>
-    <w:lsdException w:name="Medium Shading 1 Accent 2" w:semiHidden="0" w:uiPriority="63" w:unhideWhenUsed="0"/>
-    <w:lsdException w:name="Medium Shading 2 Accent 2" w:semiHidden="0" w:uiPriority="64" w:unhideWhenUsed="0"/>
-    <w:lsdException w:name="Medium List 1 Accent 2" w:semiHidden="0" w:uiPriority="65" w:unhideWhenUsed="0"/>
-    <w:lsdException w:name="Medium List 2 Accent 2" w:semiHidden="0" w:uiPriority="66" w:unhideWhenUsed="0"/>
-    <w:lsdException w:name="Medium Grid 1 Accent 2" w:semiHidden="0" w:uiPriority="67" w:unhideWhenUsed="0"/>
-    <w:lsdException w:name="Medium Grid 2 Accent 2" w:semiHidden="0" w:uiPriority="68" w:unhideWhenUsed="0"/>
-    <w:lsdException w:name="Medium Grid 3 Accent 2" w:semiHidden="0" w:uiPriority="69" w:unhideWhenUsed="0"/>
-    <w:lsdException w:name="Dark List Accent 2" w:semiHidden="0" w:uiPriority="70" w:unhideWhenUsed="0"/>
-    <w:lsdException w:name="Colorful Shading Accent 2" w:semiHidden="0" w:uiPriority="71" w:unhideWhenUsed="0"/>
-    <w:lsdException w:name="Colorful List Accent 2" w:semiHidden="0" w:uiPriority="72" w:unhideWhenUsed="0"/>
-    <w:lsdException w:name="Colorful Grid Accent 2" w:semiHidden="0" w:uiPriority="73" w:unhideWhenUsed="0"/>
-    <w:lsdException w:name="Light Shading Accent 3" w:semiHidden="0" w:uiPriority="60" w:unhideWhenUsed="0"/>
-    <w:lsdException w:name="Light List Accent 3" w:semiHidden="0" w:uiPriority="61" w:unhideWhenUsed="0"/>
-    <w:lsdException w:name="Light Grid Accent 3" w:semiHidden="0" w:uiPriority="62" w:unhideWhenUsed="0"/>
-    <w:lsdException w:name="Medium Shading 1 Accent 3" w:semiHidden="0" w:uiPriority="63" w:unhideWhenUsed="0"/>
-    <w:lsdException w:name="Medium Shading 2 Accent 3" w:semiHidden="0" w:uiPriority="64" w:unhideWhenUsed="0"/>
-    <w:lsdException w:name="Medium List 1 Accent 3" w:semiHidden="0" w:uiPriority="65" w:unhideWhenUsed="0"/>
-    <w:lsdException w:name="Medium List 2 Accent 3" w:semiHidden="0" w:uiPriority="66" w:unhideWhenUsed="0"/>
-    <w:lsdException w:name="Medium Grid 1 Accent 3" w:semiHidden="0" w:uiPriority="67" w:unhideWhenUsed="0"/>
-    <w:lsdException w:name="Medium Grid 2 Accent 3" w:semiHidden="0" w:uiPriority="68" w:unhideWhenUsed="0"/>
-    <w:lsdException w:name="Medium Grid 3 Accent 3" w:semiHidden="0" w:uiPriority="69" w:unhideWhenUsed="0"/>
-    <w:lsdException w:name="Dark List Accent 3" w:semiHidden="0" w:uiPriority="70" w:unhideWhenUsed="0"/>
-    <w:lsdException w:name="Colorful Shading Accent 3" w:semiHidden="0" w:uiPriority="71" w:unhideWhenUsed="0"/>
-    <w:lsdException w:name="Colorful List Accent 3" w:semiHidden="0" w:uiPriority="72" w:unhideWhenUsed="0"/>
-    <w:lsdException w:name="Colorful Grid Accent 3" w:semiHidden="0" w:uiPriority="73" w:unhideWhenUsed="0"/>
-    <w:lsdException w:name="Light Shading Accent 4" w:semiHidden="0" w:uiPriority="60" w:unhideWhenUsed="0"/>
-    <w:lsdException w:name="Light List Accent 4" w:semiHidden="0" w:uiPriority="61" w:unhideWhenUsed="0"/>
-    <w:lsdException w:name="Light Grid Accent 4" w:semiHidden="0" w:uiPriority="62" w:unhideWhenUsed="0"/>
-    <w:lsdException w:name="Medium Shading 1 Accent 4" w:semiHidden="0" w:uiPriority="63" w:unhideWhenUsed="0"/>
-    <w:lsdException w:name="Medium Shading 2 Accent 4" w:semiHidden="0" w:uiPriority="64" w:unhideWhenUsed="0"/>
-    <w:lsdException w:name="Medium List 1 Accent 4" w:semiHidden="0" w:uiPriority="65" w:unhideWhenUsed="0"/>
-    <w:lsdException w:name="Medium List 2 Accent 4" w:semiHidden="0" w:uiPriority="66" w:unhideWhenUsed="0"/>
-    <w:lsdException w:name="Medium Grid 1 Accent 4" w:semiHidden="0" w:uiPriority="67" w:unhideWhenUsed="0"/>
-    <w:lsdException w:name="Medium Grid 2 Accent 4" w:semiHidden="0" w:uiPriority="68" w:unhideWhenUsed="0"/>
-    <w:lsdException w:name="Medium Grid 3 Accent 4" w:semiHidden="0" w:uiPriority="69" w:unhideWhenUsed="0"/>
-    <w:lsdException w:name="Dark List Accent 4" w:semiHidden="0" w:uiPriority="70" w:unhideWhenUsed="0"/>
-    <w:lsdException w:name="Colorful Shading Accent 4" w:semiHidden="0" w:uiPriority="71" w:unhideWhenUsed="0"/>
-    <w:lsdException w:name="Colorful List Accent 4" w:semiHidden="0" w:uiPriority="72" w:unhideWhenUsed="0"/>
-    <w:lsdException w:name="Colorful Grid Accent 4" w:semiHidden="0" w:uiPriority="73" w:unhideWhenUsed="0"/>
-    <w:lsdException w:name="Light Shading Accent 5" w:semiHidden="0" w:uiPriority="60" w:unhideWhenUsed="0"/>
-    <w:lsdException w:name="Light List Accent 5" w:semiHidden="0" w:uiPriority="61" w:unhideWhenUsed="0"/>
-    <w:lsdException w:name="Light Grid Accent 5" w:semiHidden="0" w:uiPriority="62" w:unhideWhenUsed="0"/>
-    <w:lsdException w:name="Medium Shading 1 Accent 5" w:semiHidden="0" w:uiPriority="63" w:unhideWhenUsed="0"/>
-    <w:lsdException w:name="Medium Shading 2 Accent 5" w:semiHidden="0" w:uiPriority="64" w:unhideWhenUsed="0"/>
-    <w:lsdException w:name="Medium List 1 Accent 5" w:semiHidden="0" w:uiPriority="65" w:unhideWhenUsed="0"/>
-    <w:lsdException w:name="Medium List 2 Accent 5" w:semiHidden="0" w:uiPriority="66" w:unhideWhenUsed="0"/>
-    <w:lsdException w:name="Medium Grid 1 Accent 5" w:semiHidden="0" w:uiPriority="67" w:unhideWhenUsed="0"/>
-    <w:lsdException w:name="Medium Grid 2 Accent 5" w:semiHidden="0" w:uiPriority="68" w:unhideWhenUsed="0"/>
-    <w:lsdException w:name="Medium Grid 3 Accent 5" w:semiHidden="0" w:uiPriority="69" w:unhideWhenUsed="0"/>
-    <w:lsdException w:name="Dark List Accent 5" w:semiHidden="0" w:uiPriority="70" w:unhideWhenUsed="0"/>
-    <w:lsdException w:name="Colorful Shading Accent 5" w:semiHidden="0" w:uiPriority="71" w:unhideWhenUsed="0"/>
-    <w:lsdException w:name="Colorful List Accent 5" w:semiHidden="0" w:uiPriority="72" w:unhideWhenUsed="0"/>
-    <w:lsdException w:name="Colorful Grid Accent 5" w:semiHidden="0" w:uiPriority="73" w:unhideWhenUsed="0"/>
-    <w:lsdException w:name="Light Shading Accent 6" w:semiHidden="0" w:uiPriority="60" w:unhideWhenUsed="0"/>
-    <w:lsdException w:name="Light List Accent 6" w:semiHidden="0" w:uiPriority="61" w:unhideWhenUsed="0"/>
-    <w:lsdException w:name="Light Grid Accent 6" w:semiHidden="0" w:uiPriority="62" w:unhideWhenUsed="0"/>
-    <w:lsdException w:name="Medium Shading 1 Accent 6" w:semiHidden="0" w:uiPriority="63" w:unhideWhenUsed="0"/>
-    <w:lsdException w:name="Medium Shading 2 Accent 6" w:semiHidden="0" w:uiPriority="64" w:unhideWhenUsed="0"/>
-    <w:lsdException w:name="Medium List 1 Accent 6" w:semiHidden="0" w:uiPriority="65" w:unhideWhenUsed="0"/>
-    <w:lsdException w:name="Medium List 2 Accent 6" w:semiHidden="0" w:uiPriority="66" w:unhideWhenUsed="0"/>
-    <w:lsdException w:name="Medium Grid 1 Accent 6" w:semiHidden="0" w:uiPriority="67" w:unhideWhenUsed="0"/>
-    <w:lsdException w:name="Medium Grid 2 Accent 6" w:semiHidden="0" w:uiPriority="68" w:unhideWhenUsed="0"/>
-    <w:lsdException w:name="Medium Grid 3 Accent 6" w:semiHidden="0" w:uiPriority="69" w:unhideWhenUsed="0"/>
-    <w:lsdException w:name="Dark List Accent 6" w:semiHidden="0" w:uiPriority="70" w:unhideWhenUsed="0"/>
-    <w:lsdException w:name="Colorful Shading Accent 6" w:semiHidden="0" w:uiPriority="71" w:unhideWhenUsed="0"/>
-    <w:lsdException w:name="Colorful List Accent 6" w:semiHidden="0" w:uiPriority="72" w:unhideWhenUsed="0"/>
-    <w:lsdException w:name="Colorful Grid Accent 6" w:semiHidden="0" w:uiPriority="73" w:unhideWhenUsed="0"/>
-    <w:lsdException w:name="Subtle Emphasis" w:semiHidden="0" w:uiPriority="19" w:unhideWhenUsed="0" w:qFormat="1"/>
-    <w:lsdException w:name="Intense Emphasis" w:semiHidden="0" w:uiPriority="21" w:unhideWhenUsed="0" w:qFormat="1"/>
-    <w:lsdException w:name="Subtle Reference" w:semiHidden="0" w:uiPriority="31" w:unhideWhenUsed="0" w:qFormat="1"/>
-    <w:lsdException w:name="Intense Reference" w:semiHidden="0" w:uiPriority="32" w:unhideWhenUsed="0" w:qFormat="1"/>
-    <w:lsdException w:name="Book Title" w:semiHidden="0" w:uiPriority="33" w:unhideWhenUsed="0" w:qFormat="1"/>
+    <w:lsdException w:name="List Paragraph" w:uiPriority="34" w:semiHidden="0" w:unhideWhenUsed="0" w:qFormat="1"/>
+    <w:lsdException w:name="Quote" w:uiPriority="29" w:semiHidden="0" w:unhideWhenUsed="0" w:qFormat="1"/>
+    <w:lsdException w:name="Intense Quote" w:uiPriority="30" w:semiHidden="0" w:unhideWhenUsed="0" w:qFormat="1"/>
+    <w:lsdException w:name="Medium List 2 Accent 1" w:uiPriority="66" w:semiHidden="0" w:unhideWhenUsed="0"/>
+    <w:lsdException w:name="Medium Grid 1 Accent 1" w:uiPriority="67" w:semiHidden="0" w:unhideWhenUsed="0"/>
+    <w:lsdException w:name="Medium Grid 2 Accent 1" w:uiPriority="68" w:semiHidden="0" w:unhideWhenUsed="0"/>
+    <w:lsdException w:name="Medium Grid 3 Accent 1" w:uiPriority="69" w:semiHidden="0" w:unhideWhenUsed="0"/>
+    <w:lsdException w:name="Dark List Accent 1" w:uiPriority="70" w:semiHidden="0" w:unhideWhenUsed="0"/>
+    <w:lsdException w:name="Colorful Shading Accent 1" w:uiPriority="71" w:semiHidden="0" w:unhideWhenUsed="0"/>
+    <w:lsdException w:name="Colorful List Accent 1" w:uiPriority="72" w:semiHidden="0" w:unhideWhenUsed="0"/>
+    <w:lsdException w:name="Colorful Grid Accent 1" w:uiPriority="73" w:semiHidden="0" w:unhideWhenUsed="0"/>
+    <w:lsdException w:name="Light Shading Accent 2" w:uiPriority="60" w:semiHidden="0" w:unhideWhenUsed="0"/>
+    <w:lsdException w:name="Light List Accent 2" w:uiPriority="61" w:semiHidden="0" w:unhideWhenUsed="0"/>
+    <w:lsdException w:name="Light Grid Accent 2" w:uiPriority="62" w:semiHidden="0" w:unhideWhenUsed="0"/>
+    <w:lsdException w:name="Medium Shading 1 Accent 2" w:uiPriority="63" w:semiHidden="0" w:unhideWhenUsed="0"/>
+    <w:lsdException w:name="Medium Shading 2 Accent 2" w:uiPriority="64" w:semiHidden="0" w:unhideWhenUsed="0"/>
+    <w:lsdException w:name="Medium List 1 Accent 2" w:uiPriority="65" w:semiHidden="0" w:unhideWhenUsed="0"/>
+    <w:lsdException w:name="Medium List 2 Accent 2" w:uiPriority="66" w:semiHidden="0" w:unhideWhenUsed="0"/>
+    <w:lsdException w:name="Medium Grid 1 Accent 2" w:uiPriority="67" w:semiHidden="0" w:unhideWhenUsed="0"/>
+    <w:lsdException w:name="Medium Grid 2 Accent 2" w:uiPriority="68" w:semiHidden="0" w:unhideWhenUsed="0"/>
+    <w:lsdException w:name="Medium Grid 3 Accent 2" w:uiPriority="69" w:semiHidden="0" w:unhideWhenUsed="0"/>
+    <w:lsdException w:name="Dark List Accent 2" w:uiPriority="70" w:semiHidden="0" w:unhideWhenUsed="0"/>
+    <w:lsdException w:name="Colorful Shading Accent 2" w:uiPriority="71" w:semiHidden="0" w:unhideWhenUsed="0"/>
+    <w:lsdException w:name="Colorful List Accent 2" w:uiPriority="72" w:semiHidden="0" w:unhideWhenUsed="0"/>
+    <w:lsdException w:name="Colorful Grid Accent 2" w:uiPriority="73" w:semiHidden="0" w:unhideWhenUsed="0"/>
+    <w:lsdException w:name="Light Shading Accent 3" w:uiPriority="60" w:semiHidden="0" w:unhideWhenUsed="0"/>
+    <w:lsdException w:name="Light List Accent 3" w:uiPriority="61" w:semiHidden="0" w:unhideWhenUsed="0"/>
+    <w:lsdException w:name="Light Grid Accent 3" w:uiPriority="62" w:semiHidden="0" w:unhideWhenUsed="0"/>
+    <w:lsdException w:name="Medium Shading 1 Accent 3" w:uiPriority="63" w:semiHidden="0" w:unhideWhenUsed="0"/>
+    <w:lsdException w:name="Medium Shading 2 Accent 3" w:uiPriority="64" w:semiHidden="0" w:unhideWhenUsed="0"/>
+    <w:lsdException w:name="Medium List 1 Accent 3" w:uiPriority="65" w:semiHidden="0" w:unhideWhenUsed="0"/>
+    <w:lsdException w:name="Medium List 2 Accent 3" w:uiPriority="66" w:semiHidden="0" w:unhideWhenUsed="0"/>
+    <w:lsdException w:name="Medium Grid 1 Accent 3" w:uiPriority="67" w:semiHidden="0" w:unhideWhenUsed="0"/>
+    <w:lsdException w:name="Medium Grid 2 Accent 3" w:uiPriority="68" w:semiHidden="0" w:unhideWhenUsed="0"/>
+    <w:lsdException w:name="Medium Grid 3 Accent 3" w:uiPriority="69" w:semiHidden="0" w:unhideWhenUsed="0"/>
+    <w:lsdException w:name="Dark List Accent 3" w:uiPriority="70" w:semiHidden="0" w:unhideWhenUsed="0"/>
+    <w:lsdException w:name="Colorful Shading Accent 3" w:uiPriority="71" w:semiHidden="0" w:unhideWhenUsed="0"/>
+    <w:lsdException w:name="Colorful List Accent 3" w:uiPriority="72" w:semiHidden="0" w:unhideWhenUsed="0"/>
+    <w:lsdException w:name="Colorful Grid Accent 3" w:uiPriority="73" w:semiHidden="0" w:unhideWhenUsed="0"/>
+    <w:lsdException w:name="Light Shading Accent 4" w:uiPriority="60" w:semiHidden="0" w:unhideWhenUsed="0"/>
+    <w:lsdException w:name="Light List Accent 4" w:uiPriority="61" w:semiHidden="0" w:unhideWhenUsed="0"/>
+    <w:lsdException w:name="Light Grid Accent 4" w:uiPriority="62" w:semiHidden="0" w:unhideWhenUsed="0"/>
+    <w:lsdException w:name="Medium Shading 1 Accent 4" w:uiPriority="63" w:semiHidden="0" w:unhideWhenUsed="0"/>
+    <w:lsdException w:name="Medium Shading 2 Accent 4" w:uiPriority="64" w:semiHidden="0" w:unhideWhenUsed="0"/>
+    <w:lsdException w:name="Medium List 1 Accent 4" w:uiPriority="65" w:semiHidden="0" w:unhideWhenUsed="0"/>
+    <w:lsdException w:name="Medium List 2 Accent 4" w:uiPriority="66" w:semiHidden="0" w:unhideWhenUsed="0"/>
+    <w:lsdException w:name="Medium Grid 1 Accent 4" w:uiPriority="67" w:semiHidden="0" w:unhideWhenUsed="0"/>
+    <w:lsdException w:name="Medium Grid 2 Accent 4" w:uiPriority="68" w:semiHidden="0" w:unhideWhenUsed="0"/>
+    <w:lsdException w:name="Medium Grid 3 Accent 4" w:uiPriority="69" w:semiHidden="0" w:unhideWhenUsed="0"/>
+    <w:lsdException w:name="Dark List Accent 4" w:uiPriority="70" w:semiHidden="0" w:unhideWhenUsed="0"/>
+    <w:lsdException w:name="Colorful Shading Accent 4" w:uiPriority="71" w:semiHidden="0" w:unhideWhenUsed="0"/>
+    <w:lsdException w:name="Colorful List Accent 4" w:uiPriority="72" w:semiHidden="0" w:unhideWhenUsed="0"/>
+    <w:lsdException w:name="Colorful Grid Accent 4" w:uiPriority="73" w:semiHidden="0" w:unhideWhenUsed="0"/>
+    <w:lsdException w:name="Light Shading Accent 5" w:uiPriority="60" w:semiHidden="0" w:unhideWhenUsed="0"/>
+    <w:lsdException w:name="Light List Accent 5" w:uiPriority="61" w:semiHidden="0" w:unhideWhenUsed="0"/>
+    <w:lsdException w:name="Light Grid Accent 5" w:uiPriority="62" w:semiHidden="0" w:unhideWhenUsed="0"/>
+    <w:lsdException w:name="Medium Shading 1 Accent 5" w:uiPriority="63" w:semiHidden="0" w:unhideWhenUsed="0"/>
+    <w:lsdException w:name="Medium Shading 2 Accent 5" w:uiPriority="64" w:semiHidden="0" w:unhideWhenUsed="0"/>
+    <w:lsdException w:name="Medium List 1 Accent 5" w:uiPriority="65" w:semiHidden="0" w:unhideWhenUsed="0"/>
+    <w:lsdException w:name="Medium List 2 Accent 5" w:uiPriority="66" w:semiHidden="0" w:unhideWhenUsed="0"/>
+    <w:lsdException w:name="Medium Grid 1 Accent 5" w:uiPriority="67" w:semiHidden="0" w:unhideWhenUsed="0"/>
+    <w:lsdException w:name="Medium Grid 2 Accent 5" w:uiPriority="68" w:semiHidden="0" w:unhideWhenUsed="0"/>
+    <w:lsdException w:name="Medium Grid 3 Accent 5" w:uiPriority="69" w:semiHidden="0" w:unhideWhenUsed="0"/>
+    <w:lsdException w:name="Dark List Accent 5" w:uiPriority="70" w:semiHidden="0" w:unhideWhenUsed="0"/>
+    <w:lsdException w:name="Colorful Shading Accent 5" w:uiPriority="71" w:semiHidden="0" w:unhideWhenUsed="0"/>
+    <w:lsdException w:name="Colorful List Accent 5" w:uiPriority="72" w:semiHidden="0" w:unhideWhenUsed="0"/>
+    <w:lsdException w:name="Colorful Grid Accent 5" w:uiPriority="73" w:semiHidden="0" w:unhideWhenUsed="0"/>
+    <w:lsdException w:name="Light Shading Accent 6" w:uiPriority="60" w:semiHidden="0" w:unhideWhenUsed="0"/>
+    <w:lsdException w:name="Light List Accent 6" w:uiPriority="61" w:semiHidden="0" w:unhideWhenUsed="0"/>
+    <w:lsdException w:name="Light Grid Accent 6" w:uiPriority="62" w:semiHidden="0" w:unhideWhenUsed="0"/>
+    <w:lsdException w:name="Medium Shading 1 Accent 6" w:uiPriority="63" w:semiHidden="0" w:unhideWhenUsed="0"/>
+    <w:lsdException w:name="Medium Shading 2 Accent 6" w:uiPriority="64" w:semiHidden="0" w:unhideWhenUsed="0"/>
+    <w:lsdException w:name="Medium List 1 Accent 6" w:uiPriority="65" w:semiHidden="0" w:unhideWhenUsed="0"/>
+    <w:lsdException w:name="Medium List 2 Accent 6" w:uiPriority="66" w:semiHidden="0" w:unhideWhenUsed="0"/>
+    <w:lsdException w:name="Medium Grid 1 Accent 6" w:uiPriority="67" w:semiHidden="0" w:unhideWhenUsed="0"/>
+    <w:lsdException w:name="Medium Grid 2 Accent 6" w:uiPriority="68" w:semiHidden="0" w:unhideWhenUsed="0"/>
+    <w:lsdException w:name="Medium Grid 3 Accent 6" w:uiPriority="69" w:semiHidden="0" w:unhideWhenUsed="0"/>
+    <w:lsdException w:name="Dark List Accent 6" w:uiPriority="70" w:semiHidden="0" w:unhideWhenUsed="0"/>
+    <w:lsdException w:name="Colorful Shading Accent 6" w:uiPriority="71" w:semiHidden="0" w:unhideWhenUsed="0"/>
+    <w:lsdException w:name="Colorful List Accent 6" w:uiPriority="72" w:semiHidden="0" w:unhideWhenUsed="0"/>
+    <w:lsdException w:name="Colorful Grid Accent 6" w:uiPriority="73" w:semiHidden="0" w:unhideWhenUsed="0"/>
+    <w:lsdException w:name="Subtle Emphasis" w:uiPriority="19" w:semiHidden="0" w:unhideWhenUsed="0" w:qFormat="1"/>
+    <w:lsdException w:name="Intense Emphasis" w:uiPriority="21" w:semiHidden="0" w:unhideWhenUsed="0" w:qFormat="1"/>
+    <w:lsdException w:name="Subtle Reference" w:uiPriority="31" w:semiHidden="0" w:unhideWhenUsed="0" w:qFormat="1"/>
+    <w:lsdException w:name="Intense Reference" w:uiPriority="32" w:semiHidden="0" w:unhideWhenUsed="0" w:qFormat="1"/>
+    <w:lsdException w:name="Book Title" w:uiPriority="33" w:semiHidden="0" w:unhideWhenUsed="0" w:qFormat="1"/>
     <w:lsdException w:name="Bibliography" w:uiPriority="37"/>
     <w:lsdException w:name="TOC Heading" w:uiPriority="39" w:qFormat="1"/>
   </w:latentStyles>
-  <w:style w:type="paragraph" w:default="1" w:styleId="Normalny">
+  <w:style w:type="paragraph" w:styleId="Normal" w:default="1">
     <w:name w:val="Normal"/>
     <w:qFormat/>
-    <w:rsid w:val="00417A29"/>
-    <w:pPr>
-      <w:spacing w:after="200" w:line="276" w:lineRule="auto"/>
-    </w:pPr>
-  </w:style>
-  <w:style w:type="character" w:default="1" w:styleId="Domylnaczcionkaakapitu">
+    <w:rsid w:val="00417a29"/>
+    <w:pPr>
+      <w:widowControl/>
+      <w:suppressAutoHyphens w:val="true"/>
+      <w:bidi w:val="0"/>
+      <w:spacing w:lineRule="auto" w:line="276" w:before="0" w:after="200"/>
+      <w:jc w:val="left"/>
+    </w:pPr>
+    <w:rPr>
+      <w:rFonts w:ascii="Calibri" w:hAnsi="Calibri" w:eastAsia="" w:cs="" w:asciiTheme="minorHAnsi" w:cstheme="minorBidi" w:eastAsiaTheme="minorEastAsia" w:hAnsiTheme="minorHAnsi"/>
+      <w:color w:val="auto"/>
+      <w:kern w:val="0"/>
+      <w:sz w:val="22"/>
+      <w:szCs w:val="22"/>
+      <w:lang w:val="pl-PL" w:eastAsia="pl-PL" w:bidi="ar-SA"/>
+    </w:rPr>
+  </w:style>
+  <w:style w:type="character" w:styleId="DefaultParagraphFont" w:default="1">
     <w:name w:val="Default Paragraph Font"/>
     <w:uiPriority w:val="1"/>
     <w:semiHidden/>
     <w:unhideWhenUsed/>
+    <w:qFormat/>
+    <w:rPr/>
+  </w:style>
+  <w:style w:type="paragraph" w:styleId="Nagwek">
+    <w:name w:val="Nagłówek"/>
+    <w:basedOn w:val="Normal"/>
+    <w:next w:val="BodyText"/>
+    <w:qFormat/>
+    <w:pPr>
+      <w:keepNext w:val="true"/>
+      <w:spacing w:before="240" w:after="120"/>
+    </w:pPr>
+    <w:rPr>
+      <w:rFonts w:ascii="Liberation Sans" w:hAnsi="Liberation Sans" w:eastAsia="Microsoft YaHei" w:cs="Arial"/>
+      <w:sz w:val="28"/>
+      <w:szCs w:val="28"/>
+    </w:rPr>
+  </w:style>
+  <w:style w:type="paragraph" w:styleId="BodyText">
+    <w:name w:val="Body Text"/>
+    <w:basedOn w:val="Normal"/>
+    <w:rsid w:val="00417a29"/>
+    <w:pPr>
+      <w:spacing w:before="0" w:after="140"/>
+    </w:pPr>
+    <w:rPr/>
+  </w:style>
+  <w:style w:type="paragraph" w:styleId="List">
+    <w:name w:val="List"/>
+    <w:basedOn w:val="BodyText"/>
+    <w:rsid w:val="00417a29"/>
+    <w:pPr/>
+    <w:rPr>
+      <w:rFonts w:cs="Arial"/>
+    </w:rPr>
+  </w:style>
+  <w:style w:type="paragraph" w:styleId="Caption">
+    <w:name w:val="caption"/>
+    <w:basedOn w:val="Normal"/>
+    <w:qFormat/>
+    <w:rsid w:val="00417a29"/>
+    <w:pPr>
+      <w:suppressLineNumbers/>
+      <w:spacing w:before="120" w:after="120"/>
+    </w:pPr>
+    <w:rPr>
+      <w:rFonts w:cs="Arial"/>
+      <w:i/>
+      <w:iCs/>
+      <w:sz w:val="24"/>
+      <w:szCs w:val="24"/>
+    </w:rPr>
+  </w:style>
+  <w:style w:type="paragraph" w:styleId="Indeks">
+    <w:name w:val="Indeks"/>
+    <w:basedOn w:val="Normal"/>
+    <w:qFormat/>
+    <w:pPr>
+      <w:suppressLineNumbers/>
+    </w:pPr>
+    <w:rPr>
+      <w:rFonts w:cs="Arial"/>
+    </w:rPr>
+  </w:style>
+  <w:style w:type="paragraph" w:styleId="Gwkaistopka">
+    <w:name w:val="Główka i stopka"/>
+    <w:basedOn w:val="Normal"/>
+    <w:qFormat/>
+    <w:pPr/>
+    <w:rPr/>
+  </w:style>
+  <w:style w:type="paragraph" w:styleId="Header">
+    <w:name w:val="header"/>
+    <w:basedOn w:val="Normal"/>
+    <w:next w:val="BodyText"/>
+    <w:qFormat/>
+    <w:rsid w:val="00417a29"/>
+    <w:pPr>
+      <w:keepNext w:val="true"/>
+      <w:spacing w:before="240" w:after="120"/>
+    </w:pPr>
+    <w:rPr>
+      <w:rFonts w:ascii="Liberation Sans" w:hAnsi="Liberation Sans" w:eastAsia="Microsoft YaHei" w:cs="Arial"/>
+      <w:sz w:val="28"/>
+      <w:szCs w:val="28"/>
+    </w:rPr>
+  </w:style>
+  <w:style w:type="paragraph" w:styleId="Indeksuser" w:customStyle="1">
+    <w:name w:val="Indeks (user)"/>
+    <w:basedOn w:val="Normal"/>
+    <w:qFormat/>
+    <w:rsid w:val="00417a29"/>
+    <w:pPr>
+      <w:suppressLineNumbers/>
+    </w:pPr>
+    <w:rPr>
+      <w:rFonts w:cs="Arial"/>
+    </w:rPr>
+  </w:style>
+  <w:style w:type="numbering" w:styleId="Bezlisty" w:default="1">
+    <w:name w:val="Bez listy"/>
+    <w:uiPriority w:val="99"/>
+    <w:semiHidden/>
+    <w:unhideWhenUsed/>
+    <w:qFormat/>
   </w:style>
   <w:style w:type="table" w:default="1" w:styleId="Standardowy">
     <w:name w:val="Normal Table"/>
@@ -215,7 +370,6 @@
     <w:unhideWhenUsed/>
     <w:qFormat/>
     <w:tblPr>
-      <w:tblInd w:w="0" w:type="dxa"/>
       <w:tblCellMar>
         <w:top w:w="0" w:type="dxa"/>
         <w:left w:w="108" w:type="dxa"/>
@@ -224,112 +378,45 @@
       </w:tblCellMar>
     </w:tblPr>
   </w:style>
-  <w:style w:type="numbering" w:default="1" w:styleId="Bezlisty">
-    <w:name w:val="No List"/>
-    <w:uiPriority w:val="99"/>
-    <w:semiHidden/>
-    <w:unhideWhenUsed/>
-  </w:style>
-  <w:style w:type="paragraph" w:styleId="Nagwek">
-    <w:name w:val="header"/>
-    <w:basedOn w:val="Normalny"/>
-    <w:next w:val="Tekstpodstawowy"/>
-    <w:qFormat/>
-    <w:rsid w:val="00417A29"/>
-    <w:pPr>
-      <w:keepNext/>
-      <w:spacing w:before="240" w:after="120"/>
-    </w:pPr>
-    <w:rPr>
-      <w:rFonts w:ascii="Liberation Sans" w:eastAsia="Microsoft YaHei" w:hAnsi="Liberation Sans" w:cs="Arial"/>
-      <w:sz w:val="28"/>
-      <w:szCs w:val="28"/>
-    </w:rPr>
-  </w:style>
-  <w:style w:type="paragraph" w:styleId="Tekstpodstawowy">
-    <w:name w:val="Body Text"/>
-    <w:basedOn w:val="Normalny"/>
-    <w:rsid w:val="00417A29"/>
-    <w:pPr>
-      <w:spacing w:after="140"/>
-    </w:pPr>
-  </w:style>
-  <w:style w:type="paragraph" w:styleId="Lista">
-    <w:name w:val="List"/>
-    <w:basedOn w:val="Tekstpodstawowy"/>
-    <w:rsid w:val="00417A29"/>
-    <w:rPr>
-      <w:rFonts w:cs="Arial"/>
-    </w:rPr>
-  </w:style>
-  <w:style w:type="paragraph" w:styleId="Legenda">
-    <w:name w:val="caption"/>
-    <w:basedOn w:val="Normalny"/>
-    <w:qFormat/>
-    <w:rsid w:val="00417A29"/>
-    <w:pPr>
-      <w:suppressLineNumbers/>
-      <w:spacing w:before="120" w:after="120"/>
-    </w:pPr>
-    <w:rPr>
-      <w:rFonts w:cs="Arial"/>
-      <w:i/>
-      <w:iCs/>
-      <w:sz w:val="24"/>
-      <w:szCs w:val="24"/>
-    </w:rPr>
-  </w:style>
-  <w:style w:type="paragraph" w:customStyle="1" w:styleId="Indeks">
-    <w:name w:val="Indeks"/>
-    <w:basedOn w:val="Normalny"/>
-    <w:qFormat/>
-    <w:rsid w:val="00417A29"/>
-    <w:pPr>
-      <w:suppressLineNumbers/>
-    </w:pPr>
-    <w:rPr>
-      <w:rFonts w:cs="Arial"/>
-    </w:rPr>
-  </w:style>
 </w:styles>
 </file>
 
 <file path=word/theme/theme1.xml><?xml version="1.0" encoding="utf-8"?>
-<a:theme xmlns:a="http://schemas.openxmlformats.org/drawingml/2006/main" name="Motyw pakietu Office">
+<a:theme xmlns:a="http://schemas.openxmlformats.org/drawingml/2006/main" xmlns:r="http://schemas.openxmlformats.org/officeDocument/2006/relationships" name="Motyw pakietu Office">
   <a:themeElements>
     <a:clrScheme name="Pakiet Office">
       <a:dk1>
         <a:srgbClr val="000000"/>
       </a:dk1>
       <a:lt1>
-        <a:srgbClr val="FFFFFF"/>
+        <a:srgbClr val="ffffff"/>
       </a:lt1>
       <a:dk2>
-        <a:srgbClr val="1F497D"/>
+        <a:srgbClr val="1f497d"/>
       </a:dk2>
       <a:lt2>
-        <a:srgbClr val="EEECE1"/>
+        <a:srgbClr val="eeece1"/>
       </a:lt2>
       <a:accent1>
-        <a:srgbClr val="4F81BD"/>
+        <a:srgbClr val="4f81bd"/>
       </a:accent1>
       <a:accent2>
-        <a:srgbClr val="C0504D"/>
+        <a:srgbClr val="c0504d"/>
       </a:accent2>
       <a:accent3>
-        <a:srgbClr val="9BBB59"/>
+        <a:srgbClr val="9bbb59"/>
       </a:accent3>
       <a:accent4>
-        <a:srgbClr val="8064A2"/>
+        <a:srgbClr val="8064a2"/>
       </a:accent4>
       <a:accent5>
-        <a:srgbClr val="4BACC6"/>
+        <a:srgbClr val="4bacc6"/>
       </a:accent5>
       <a:accent6>
-        <a:srgbClr val="F79646"/>
+        <a:srgbClr val="f79646"/>
       </a:accent6>
       <a:hlink>
-        <a:srgbClr val="0000FF"/>
+        <a:srgbClr val="0000ff"/>
       </a:hlink>
       <a:folHlink>
         <a:srgbClr val="800080"/>
@@ -337,12 +424,12 @@
     </a:clrScheme>
     <a:fontScheme name="Pakiet Office">
       <a:majorFont>
-        <a:latin typeface="Cambria"/>
+        <a:latin typeface="Cambria" pitchFamily="0" charset="1"/>
         <a:ea typeface=""/>
         <a:cs typeface=""/>
       </a:majorFont>
       <a:minorFont>
-        <a:latin typeface="Calibri"/>
+        <a:latin typeface="Calibri" pitchFamily="0" charset="1"/>
         <a:ea typeface=""/>
         <a:cs typeface=""/>
       </a:minorFont>
@@ -371,7 +458,7 @@
             </a:gs>
           </a:gsLst>
           <a:lin ang="16200000" scaled="1"/>
-          <a:tileRect/>
+          <a:tileRect l="0" t="0" r="0" b="0"/>
         </a:gradFill>
         <a:gradFill>
           <a:gsLst>
@@ -392,7 +479,7 @@
             </a:gs>
           </a:gsLst>
           <a:lin ang="16200000" scaled="0"/>
-          <a:tileRect/>
+          <a:tileRect l="0" t="0" r="0" b="0"/>
         </a:gradFill>
       </a:fillStyleLst>
       <a:lnStyleLst>
@@ -443,7 +530,7 @@
           <a:path path="circle">
             <a:fillToRect l="50000" t="-80000" r="50000" b="180000"/>
           </a:path>
-          <a:tileRect/>
+          <a:tileRect l="0" t="0" r="0" b="0"/>
         </a:gradFill>
         <a:gradFill>
           <a:gsLst>
@@ -461,12 +548,10 @@
           <a:path path="circle">
             <a:fillToRect l="50000" t="50000" r="50000" b="50000"/>
           </a:path>
-          <a:tileRect/>
+          <a:tileRect l="0" t="0" r="0" b="0"/>
         </a:gradFill>
       </a:bgFillStyleLst>
     </a:fmtScheme>
   </a:themeElements>
-  <a:objectDefaults/>
-  <a:extraClrSchemeLst/>
 </a:theme>
 </file>